--- a/Libris Documentation.docx
+++ b/Libris Documentation.docx
@@ -591,23 +591,13 @@
         </w:rPr>
         <w:t xml:space="preserve">Team                                     </w:t>
       </w:r>
-      <w:proofErr w:type="spellStart"/>
       <w:r>
         <w:rPr>
           <w:bCs/>
           <w:spacing w:val="-2"/>
           <w:sz w:val="20"/>
         </w:rPr>
-        <w:t>Venil</w:t>
-      </w:r>
-      <w:proofErr w:type="spellEnd"/>
-      <w:r>
-        <w:rPr>
-          <w:bCs/>
-          <w:spacing w:val="-2"/>
-          <w:sz w:val="20"/>
-        </w:rPr>
-        <w:t xml:space="preserve"> Virani</w:t>
+        <w:t>Venil Virani</w:t>
       </w:r>
     </w:p>
     <w:p>
@@ -649,6 +639,7 @@
         <w:ind w:left="425"/>
         <w:rPr>
           <w:bCs/>
+          <w:spacing w:val="-2"/>
           <w:sz w:val="20"/>
         </w:rPr>
       </w:pPr>
@@ -667,6 +658,26 @@
           <w:sz w:val="20"/>
         </w:rPr>
         <w:t>Maheshkumar Virani Dhruv</w:t>
+      </w:r>
+    </w:p>
+    <w:p>
+      <w:pPr>
+        <w:tabs>
+          <w:tab w:val="left" w:pos="2693"/>
+        </w:tabs>
+        <w:spacing w:before="110"/>
+        <w:ind w:left="425"/>
+        <w:rPr>
+          <w:bCs/>
+          <w:sz w:val="20"/>
+        </w:rPr>
+      </w:pPr>
+      <w:r>
+        <w:rPr>
+          <w:bCs/>
+          <w:sz w:val="20"/>
+        </w:rPr>
+        <w:t xml:space="preserve">                                             Jad Harrouk</w:t>
       </w:r>
     </w:p>
     <w:p>
@@ -1191,22 +1202,6 @@
         </w:rPr>
         <w:t>quality)</w:t>
       </w:r>
-    </w:p>
-    <w:p>
-      <w:pPr>
-        <w:pStyle w:val="BodyText"/>
-        <w:rPr>
-          <w:sz w:val="20"/>
-        </w:rPr>
-      </w:pPr>
-    </w:p>
-    <w:p>
-      <w:pPr>
-        <w:pStyle w:val="BodyText"/>
-        <w:rPr>
-          <w:sz w:val="20"/>
-        </w:rPr>
-      </w:pPr>
     </w:p>
     <w:p>
       <w:pPr>
@@ -2210,21 +2205,7 @@
               <w:rPr>
                 <w:color w:val="545454"/>
               </w:rPr>
-              <w:t>/</w:t>
-            </w:r>
-            <w:proofErr w:type="gramStart"/>
-            <w:r>
-              <w:rPr>
-                <w:color w:val="545454"/>
-              </w:rPr>
-              <w:t>data</w:t>
-            </w:r>
-            <w:proofErr w:type="gramEnd"/>
-            <w:r>
-              <w:rPr>
-                <w:color w:val="545454"/>
-              </w:rPr>
-              <w:t xml:space="preserve"> </w:t>
+              <w:t xml:space="preserve">/data </w:t>
             </w:r>
             <w:r>
               <w:rPr>
@@ -2264,21 +2245,7 @@
               <w:rPr>
                 <w:color w:val="545454"/>
               </w:rPr>
-              <w:t>/</w:t>
-            </w:r>
-            <w:proofErr w:type="gramStart"/>
-            <w:r>
-              <w:rPr>
-                <w:color w:val="545454"/>
-              </w:rPr>
-              <w:t>static</w:t>
-            </w:r>
-            <w:proofErr w:type="gramEnd"/>
-            <w:r>
-              <w:rPr>
-                <w:color w:val="545454"/>
-              </w:rPr>
-              <w:t xml:space="preserve"> </w:t>
+              <w:t xml:space="preserve">/static </w:t>
             </w:r>
             <w:r>
               <w:rPr>
@@ -2318,21 +2285,7 @@
               <w:rPr>
                 <w:color w:val="545454"/>
               </w:rPr>
-              <w:t>/</w:t>
-            </w:r>
-            <w:proofErr w:type="gramStart"/>
-            <w:r>
-              <w:rPr>
-                <w:color w:val="545454"/>
-              </w:rPr>
-              <w:t>templates</w:t>
-            </w:r>
-            <w:proofErr w:type="gramEnd"/>
-            <w:r>
-              <w:rPr>
-                <w:color w:val="545454"/>
-              </w:rPr>
-              <w:t xml:space="preserve"> </w:t>
+              <w:t xml:space="preserve">/templates </w:t>
             </w:r>
             <w:r>
               <w:rPr>
@@ -2368,19 +2321,11 @@
             </w:tabs>
           </w:pPr>
           <w:hyperlink w:anchor="_TOC_250033" w:history="1">
-            <w:proofErr w:type="gramStart"/>
             <w:r>
               <w:rPr>
                 <w:color w:val="545454"/>
               </w:rPr>
-              <w:t>/.trunk</w:t>
-            </w:r>
-            <w:proofErr w:type="gramEnd"/>
-            <w:r>
-              <w:rPr>
-                <w:color w:val="545454"/>
-              </w:rPr>
-              <w:t xml:space="preserve"> </w:t>
+              <w:t xml:space="preserve">/.trunk </w:t>
             </w:r>
             <w:r>
               <w:rPr>
@@ -2416,7 +2361,6 @@
             </w:tabs>
           </w:pPr>
           <w:hyperlink w:anchor="_TOC_250032" w:history="1">
-            <w:proofErr w:type="gramStart"/>
             <w:r>
               <w:rPr>
                 <w:color w:val="545454"/>
@@ -2431,15 +2375,12 @@
               </w:rPr>
               <w:t xml:space="preserve">  </w:t>
             </w:r>
-            <w:proofErr w:type="spellStart"/>
             <w:r>
               <w:rPr>
                 <w:color w:val="545454"/>
               </w:rPr>
               <w:t>pycache</w:t>
             </w:r>
-            <w:proofErr w:type="spellEnd"/>
-            <w:proofErr w:type="gramEnd"/>
             <w:r>
               <w:rPr>
                 <w:color w:val="545454"/>
@@ -3987,21 +3928,11 @@
             <w:spacing w:before="312"/>
           </w:pPr>
           <w:hyperlink w:anchor="_TOC_250008" w:history="1">
-            <w:proofErr w:type="spellStart"/>
-            <w:proofErr w:type="gramStart"/>
             <w:r>
               <w:rPr>
                 <w:color w:val="545454"/>
               </w:rPr>
-              <w:t>books.json</w:t>
-            </w:r>
-            <w:proofErr w:type="spellEnd"/>
-            <w:proofErr w:type="gramEnd"/>
-            <w:r>
-              <w:rPr>
-                <w:color w:val="545454"/>
-              </w:rPr>
-              <w:t xml:space="preserve"> </w:t>
+              <w:t xml:space="preserve">books.json </w:t>
             </w:r>
             <w:r>
               <w:rPr>
@@ -4037,21 +3968,11 @@
             </w:tabs>
           </w:pPr>
           <w:hyperlink w:anchor="_TOC_250007" w:history="1">
-            <w:proofErr w:type="spellStart"/>
-            <w:proofErr w:type="gramStart"/>
             <w:r>
               <w:rPr>
                 <w:color w:val="545454"/>
               </w:rPr>
-              <w:t>users.json</w:t>
-            </w:r>
-            <w:proofErr w:type="spellEnd"/>
-            <w:proofErr w:type="gramEnd"/>
-            <w:r>
-              <w:rPr>
-                <w:color w:val="545454"/>
-              </w:rPr>
-              <w:t xml:space="preserve"> </w:t>
+              <w:t xml:space="preserve">users.json </w:t>
             </w:r>
             <w:r>
               <w:rPr>
@@ -4087,21 +4008,11 @@
             </w:tabs>
           </w:pPr>
           <w:hyperlink w:anchor="_TOC_250006" w:history="1">
-            <w:proofErr w:type="spellStart"/>
-            <w:proofErr w:type="gramStart"/>
             <w:r>
               <w:rPr>
                 <w:color w:val="545454"/>
               </w:rPr>
-              <w:t>activity.json</w:t>
-            </w:r>
-            <w:proofErr w:type="spellEnd"/>
-            <w:proofErr w:type="gramEnd"/>
-            <w:r>
-              <w:rPr>
-                <w:color w:val="545454"/>
-              </w:rPr>
-              <w:t xml:space="preserve"> </w:t>
+              <w:t xml:space="preserve">activity.json </w:t>
             </w:r>
             <w:r>
               <w:rPr>
@@ -4624,7 +4535,6 @@
               </w:rPr>
               <w:t xml:space="preserve">Registering a </w:t>
             </w:r>
-            <w:proofErr w:type="gramStart"/>
             <w:r>
               <w:rPr>
                 <w:color w:val="545454"/>
@@ -4632,7 +4542,6 @@
               </w:rPr>
               <w:t>Member</w:t>
             </w:r>
-            <w:proofErr w:type="gramEnd"/>
             <w:r>
               <w:rPr>
                 <w:color w:val="545454"/>
@@ -5698,23 +5607,7 @@
                                 <w:i/>
                                 <w:sz w:val="20"/>
                               </w:rPr>
-                              <w:t xml:space="preserve">Note: This document covers Libris version 1.0.0. Features or </w:t>
-                            </w:r>
-                            <w:proofErr w:type="spellStart"/>
-                            <w:r>
-                              <w:rPr>
-                                <w:i/>
-                                <w:sz w:val="20"/>
-                              </w:rPr>
-                              <w:t>behaviours</w:t>
-                            </w:r>
-                            <w:proofErr w:type="spellEnd"/>
-                            <w:r>
-                              <w:rPr>
-                                <w:i/>
-                                <w:sz w:val="20"/>
-                              </w:rPr>
-                              <w:t xml:space="preserve"> may differ in future </w:t>
+                              <w:t xml:space="preserve">Note: This document covers Libris version 1.0.0. Features or behaviours may differ in future </w:t>
                             </w:r>
                             <w:r>
                               <w:rPr>
@@ -7226,7 +7119,6 @@
               </w:rPr>
               <w:t xml:space="preserve">Client-side validation and UI </w:t>
             </w:r>
-            <w:proofErr w:type="spellStart"/>
             <w:r>
               <w:rPr>
                 <w:spacing w:val="-2"/>
@@ -7234,7 +7126,6 @@
               </w:rPr>
               <w:t>behaviour</w:t>
             </w:r>
-            <w:proofErr w:type="spellEnd"/>
           </w:p>
         </w:tc>
       </w:tr>
@@ -8787,15 +8678,7 @@
         <w:ind w:left="545"/>
       </w:pPr>
       <w:r>
-        <w:t>The root of the project (C:\Users\</w:t>
-      </w:r>
-      <w:proofErr w:type="spellStart"/>
-      <w:r>
-        <w:t>bhung</w:t>
-      </w:r>
-      <w:proofErr w:type="spellEnd"/>
-      <w:r>
-        <w:t xml:space="preserve">\library-management\) </w:t>
+        <w:t xml:space="preserve">The root of the project (C:\Users\bhung\library-management\) </w:t>
       </w:r>
       <w:r>
         <w:rPr>
@@ -9825,21 +9708,12 @@
                 <w:sz w:val="19"/>
               </w:rPr>
             </w:pPr>
-            <w:proofErr w:type="gramStart"/>
             <w:r>
               <w:rPr>
                 <w:spacing w:val="-2"/>
                 <w:sz w:val="19"/>
               </w:rPr>
-              <w:t>.trunk</w:t>
-            </w:r>
-            <w:proofErr w:type="gramEnd"/>
-            <w:r>
-              <w:rPr>
-                <w:spacing w:val="-2"/>
-                <w:sz w:val="19"/>
-              </w:rPr>
-              <w:t>/</w:t>
+              <w:t>.trunk/</w:t>
             </w:r>
           </w:p>
         </w:tc>
@@ -9952,15 +9826,12 @@
               </w:rPr>
               <w:t xml:space="preserve">  </w:t>
             </w:r>
-            <w:proofErr w:type="spellStart"/>
-            <w:proofErr w:type="gramStart"/>
             <w:r>
               <w:rPr>
                 <w:sz w:val="19"/>
               </w:rPr>
               <w:t>pycache</w:t>
             </w:r>
-            <w:proofErr w:type="spellEnd"/>
             <w:r>
               <w:rPr>
                 <w:spacing w:val="48"/>
@@ -9976,7 +9847,6 @@
               </w:rPr>
               <w:t>/</w:t>
             </w:r>
-            <w:proofErr w:type="gramEnd"/>
           </w:p>
         </w:tc>
         <w:tc>
@@ -10083,15 +9953,7 @@
       </w:pPr>
       <w:bookmarkStart w:id="7" w:name="_TOC_250036"/>
       <w:r>
-        <w:t>/</w:t>
-      </w:r>
-      <w:proofErr w:type="gramStart"/>
-      <w:r>
-        <w:t>data</w:t>
-      </w:r>
-      <w:proofErr w:type="gramEnd"/>
-      <w:r>
-        <w:t xml:space="preserve"> </w:t>
+        <w:t xml:space="preserve">/data </w:t>
       </w:r>
       <w:bookmarkEnd w:id="7"/>
       <w:r>
@@ -10263,8 +10125,6 @@
                 <w:sz w:val="19"/>
               </w:rPr>
             </w:pPr>
-            <w:proofErr w:type="spellStart"/>
-            <w:proofErr w:type="gramStart"/>
             <w:r>
               <w:rPr>
                 <w:spacing w:val="-2"/>
@@ -10272,8 +10132,6 @@
               </w:rPr>
               <w:t>activity.json</w:t>
             </w:r>
-            <w:proofErr w:type="spellEnd"/>
-            <w:proofErr w:type="gramEnd"/>
           </w:p>
         </w:tc>
         <w:tc>
@@ -10363,8 +10221,6 @@
                 <w:sz w:val="19"/>
               </w:rPr>
             </w:pPr>
-            <w:proofErr w:type="spellStart"/>
-            <w:proofErr w:type="gramStart"/>
             <w:r>
               <w:rPr>
                 <w:spacing w:val="-2"/>
@@ -10372,8 +10228,6 @@
               </w:rPr>
               <w:t>books.json</w:t>
             </w:r>
-            <w:proofErr w:type="spellEnd"/>
-            <w:proofErr w:type="gramEnd"/>
           </w:p>
         </w:tc>
         <w:tc>
@@ -10461,8 +10315,6 @@
                 <w:sz w:val="19"/>
               </w:rPr>
             </w:pPr>
-            <w:proofErr w:type="spellStart"/>
-            <w:proofErr w:type="gramStart"/>
             <w:r>
               <w:rPr>
                 <w:spacing w:val="-2"/>
@@ -10470,8 +10322,6 @@
               </w:rPr>
               <w:t>users.json</w:t>
             </w:r>
-            <w:proofErr w:type="spellEnd"/>
-            <w:proofErr w:type="gramEnd"/>
           </w:p>
         </w:tc>
         <w:tc>
@@ -10589,8 +10439,6 @@
               </w:rPr>
               <w:t xml:space="preserve"> </w:t>
             </w:r>
-            <w:proofErr w:type="spellStart"/>
-            <w:proofErr w:type="gramStart"/>
             <w:r>
               <w:rPr>
                 <w:i/>
@@ -10598,8 +10446,6 @@
               </w:rPr>
               <w:t>activity.json</w:t>
             </w:r>
-            <w:proofErr w:type="spellEnd"/>
-            <w:proofErr w:type="gramEnd"/>
             <w:r>
               <w:rPr>
                 <w:i/>
@@ -10860,15 +10706,7 @@
       </w:pPr>
       <w:bookmarkStart w:id="8" w:name="_TOC_250035"/>
       <w:r>
-        <w:t>/</w:t>
-      </w:r>
-      <w:proofErr w:type="gramStart"/>
-      <w:r>
-        <w:t>static</w:t>
-      </w:r>
-      <w:proofErr w:type="gramEnd"/>
-      <w:r>
-        <w:t xml:space="preserve"> </w:t>
+        <w:t xml:space="preserve">/static </w:t>
       </w:r>
       <w:bookmarkEnd w:id="8"/>
       <w:r>
@@ -11432,15 +11270,7 @@
       </w:pPr>
       <w:bookmarkStart w:id="9" w:name="_TOC_250034"/>
       <w:r>
-        <w:t>/</w:t>
-      </w:r>
-      <w:proofErr w:type="gramStart"/>
-      <w:r>
-        <w:t>templates</w:t>
-      </w:r>
-      <w:proofErr w:type="gramEnd"/>
-      <w:r>
-        <w:t xml:space="preserve"> </w:t>
+        <w:t xml:space="preserve">/templates </w:t>
       </w:r>
       <w:bookmarkEnd w:id="9"/>
       <w:r>
@@ -12031,17 +11861,8 @@
                 <w:spacing w:val="-2"/>
                 <w:sz w:val="19"/>
               </w:rPr>
-              <w:t>/</w:t>
-            </w:r>
-            <w:proofErr w:type="gramStart"/>
-            <w:r>
-              <w:rPr>
-                <w:spacing w:val="-2"/>
-                <w:sz w:val="19"/>
-              </w:rPr>
-              <w:t>books</w:t>
-            </w:r>
-            <w:proofErr w:type="gramEnd"/>
+              <w:t>/books</w:t>
+            </w:r>
           </w:p>
         </w:tc>
         <w:tc>
@@ -12398,17 +12219,8 @@
                 <w:spacing w:val="-2"/>
                 <w:sz w:val="19"/>
               </w:rPr>
-              <w:t>/</w:t>
-            </w:r>
-            <w:proofErr w:type="gramStart"/>
-            <w:r>
-              <w:rPr>
-                <w:spacing w:val="-2"/>
-                <w:sz w:val="19"/>
-              </w:rPr>
-              <w:t>users</w:t>
-            </w:r>
-            <w:proofErr w:type="gramEnd"/>
+              <w:t>/users</w:t>
+            </w:r>
           </w:p>
         </w:tc>
         <w:tc>
@@ -12645,17 +12457,8 @@
                 <w:spacing w:val="-2"/>
                 <w:sz w:val="19"/>
               </w:rPr>
-              <w:t>/</w:t>
-            </w:r>
-            <w:proofErr w:type="gramStart"/>
-            <w:r>
-              <w:rPr>
-                <w:spacing w:val="-2"/>
-                <w:sz w:val="19"/>
-              </w:rPr>
-              <w:t>borrow</w:t>
-            </w:r>
-            <w:proofErr w:type="gramEnd"/>
+              <w:t>/borrow</w:t>
+            </w:r>
           </w:p>
         </w:tc>
         <w:tc>
@@ -12772,17 +12575,8 @@
                 <w:spacing w:val="-2"/>
                 <w:sz w:val="19"/>
               </w:rPr>
-              <w:t>/</w:t>
-            </w:r>
-            <w:proofErr w:type="gramStart"/>
-            <w:r>
-              <w:rPr>
-                <w:spacing w:val="-2"/>
-                <w:sz w:val="19"/>
-              </w:rPr>
-              <w:t>search</w:t>
-            </w:r>
-            <w:proofErr w:type="gramEnd"/>
+              <w:t>/search</w:t>
+            </w:r>
           </w:p>
         </w:tc>
         <w:tc>
@@ -12901,17 +12695,8 @@
                 <w:spacing w:val="-2"/>
                 <w:sz w:val="19"/>
               </w:rPr>
-              <w:t>/</w:t>
-            </w:r>
-            <w:proofErr w:type="gramStart"/>
-            <w:r>
-              <w:rPr>
-                <w:spacing w:val="-2"/>
-                <w:sz w:val="19"/>
-              </w:rPr>
-              <w:t>activity</w:t>
-            </w:r>
-            <w:proofErr w:type="gramEnd"/>
+              <w:t>/activity</w:t>
+            </w:r>
           </w:p>
         </w:tc>
         <w:tc>
@@ -13025,17 +12810,8 @@
                 <w:spacing w:val="-2"/>
                 <w:sz w:val="19"/>
               </w:rPr>
-              <w:t>/</w:t>
-            </w:r>
-            <w:proofErr w:type="gramStart"/>
-            <w:r>
-              <w:rPr>
-                <w:spacing w:val="-2"/>
-                <w:sz w:val="19"/>
-              </w:rPr>
-              <w:t>stats</w:t>
-            </w:r>
-            <w:proofErr w:type="gramEnd"/>
+              <w:t>/stats</w:t>
+            </w:r>
           </w:p>
         </w:tc>
         <w:tc>
@@ -13088,13 +12864,8 @@
         </w:tabs>
       </w:pPr>
       <w:bookmarkStart w:id="10" w:name="_TOC_250033"/>
-      <w:proofErr w:type="gramStart"/>
-      <w:r>
-        <w:t>/.trunk</w:t>
-      </w:r>
-      <w:proofErr w:type="gramEnd"/>
-      <w:r>
-        <w:t xml:space="preserve"> </w:t>
+      <w:r>
+        <w:t xml:space="preserve">/.trunk </w:t>
       </w:r>
       <w:bookmarkEnd w:id="10"/>
       <w:r>
@@ -13246,8 +13017,6 @@
                 <w:sz w:val="19"/>
               </w:rPr>
             </w:pPr>
-            <w:proofErr w:type="spellStart"/>
-            <w:proofErr w:type="gramStart"/>
             <w:r>
               <w:rPr>
                 <w:spacing w:val="-2"/>
@@ -13255,8 +13024,6 @@
               </w:rPr>
               <w:t>trunk.yaml</w:t>
             </w:r>
-            <w:proofErr w:type="spellEnd"/>
-            <w:proofErr w:type="gramEnd"/>
           </w:p>
         </w:tc>
         <w:tc>
@@ -13344,24 +13111,13 @@
                 <w:sz w:val="19"/>
               </w:rPr>
             </w:pPr>
-            <w:proofErr w:type="gramStart"/>
             <w:r>
               <w:rPr>
                 <w:spacing w:val="-2"/>
                 <w:sz w:val="19"/>
               </w:rPr>
-              <w:t>.</w:t>
-            </w:r>
-            <w:proofErr w:type="spellStart"/>
-            <w:r>
-              <w:rPr>
-                <w:spacing w:val="-2"/>
-                <w:sz w:val="19"/>
-              </w:rPr>
-              <w:t>gitignore</w:t>
-            </w:r>
-            <w:proofErr w:type="spellEnd"/>
-            <w:proofErr w:type="gramEnd"/>
+              <w:t>.gitignore</w:t>
+            </w:r>
           </w:p>
         </w:tc>
         <w:tc>
@@ -13417,21 +13173,7 @@
               <w:rPr>
                 <w:sz w:val="19"/>
               </w:rPr>
-              <w:t xml:space="preserve">Trunk-specific </w:t>
-            </w:r>
-            <w:proofErr w:type="spellStart"/>
-            <w:r>
-              <w:rPr>
-                <w:sz w:val="19"/>
-              </w:rPr>
-              <w:t>gitignore</w:t>
-            </w:r>
-            <w:proofErr w:type="spellEnd"/>
-            <w:r>
-              <w:rPr>
-                <w:sz w:val="19"/>
-              </w:rPr>
-              <w:t xml:space="preserve"> </w:t>
+              <w:t xml:space="preserve">Trunk-specific gitignore </w:t>
             </w:r>
             <w:r>
               <w:rPr>
@@ -14207,7 +13949,6 @@
         </w:tabs>
       </w:pPr>
       <w:bookmarkStart w:id="11" w:name="_TOC_250032"/>
-      <w:proofErr w:type="gramStart"/>
       <w:r>
         <w:t>/</w:t>
       </w:r>
@@ -14218,15 +13959,12 @@
         </w:rPr>
         <w:t xml:space="preserve">  </w:t>
       </w:r>
-      <w:proofErr w:type="spellStart"/>
       <w:r>
         <w:rPr>
           <w:spacing w:val="-2"/>
         </w:rPr>
         <w:t>pycache</w:t>
       </w:r>
-      <w:proofErr w:type="spellEnd"/>
-      <w:proofErr w:type="gramEnd"/>
       <w:r>
         <w:rPr>
           <w:u w:val="single"/>
@@ -14293,13 +14031,8 @@
         <w:t xml:space="preserve"> </w:t>
       </w:r>
       <w:r>
-        <w:t>.</w:t>
-      </w:r>
-      <w:proofErr w:type="spellStart"/>
-      <w:r>
-        <w:t>pyc</w:t>
-      </w:r>
-      <w:proofErr w:type="spellEnd"/>
+        <w:t>.pyc</w:t>
+      </w:r>
       <w:r>
         <w:rPr>
           <w:spacing w:val="38"/>
@@ -14324,7 +14057,6 @@
         </w:rPr>
         <w:t xml:space="preserve"> </w:t>
       </w:r>
-      <w:proofErr w:type="gramStart"/>
       <w:r>
         <w:t>to</w:t>
       </w:r>
@@ -14335,14 +14067,8 @@
         <w:t xml:space="preserve"> </w:t>
       </w:r>
       <w:r>
-        <w:t>.</w:t>
-      </w:r>
-      <w:proofErr w:type="spellStart"/>
-      <w:r>
-        <w:t>gitignore</w:t>
-      </w:r>
-      <w:proofErr w:type="spellEnd"/>
-      <w:proofErr w:type="gramEnd"/>
+        <w:t>.gitignore</w:t>
+      </w:r>
       <w:r>
         <w:rPr>
           <w:spacing w:val="38"/>
@@ -15328,7 +15054,6 @@
               </w:rPr>
               <w:t xml:space="preserve">  </w:t>
             </w:r>
-            <w:proofErr w:type="spellStart"/>
             <w:r>
               <w:rPr>
                 <w:spacing w:val="-2"/>
@@ -15336,7 +15061,6 @@
               </w:rPr>
               <w:t>pycache</w:t>
             </w:r>
-            <w:proofErr w:type="spellEnd"/>
             <w:r>
               <w:rPr>
                 <w:spacing w:val="80"/>
@@ -16311,15 +16035,7 @@
         <w:ind w:left="545" w:right="485"/>
       </w:pPr>
       <w:r>
-        <w:t xml:space="preserve">On first launch, app.py automatically creates the data/ directory and </w:t>
-      </w:r>
-      <w:proofErr w:type="spellStart"/>
-      <w:r>
-        <w:t>initialises</w:t>
-      </w:r>
-      <w:proofErr w:type="spellEnd"/>
-      <w:r>
-        <w:t xml:space="preserve"> the three JSON</w:t>
+        <w:t>On first launch, app.py automatically creates the data/ directory and initialises the three JSON</w:t>
       </w:r>
       <w:r>
         <w:rPr>
@@ -16574,7 +16290,6 @@
                               </w:rPr>
                               <w:t xml:space="preserve"> </w:t>
                             </w:r>
-                            <w:proofErr w:type="spellStart"/>
                             <w:r>
                               <w:rPr>
                                 <w:i/>
@@ -16582,7 +16297,6 @@
                               </w:rPr>
                               <w:t>Gunicorn</w:t>
                             </w:r>
-                            <w:proofErr w:type="spellEnd"/>
                             <w:r>
                               <w:rPr>
                                 <w:i/>
@@ -16895,7 +16609,7 @@
           <w:sz w:val="18"/>
         </w:rPr>
         <w:drawing>
-          <wp:inline distT="0" distB="0" distL="0" distR="0" wp14:anchorId="155B4DDB" wp14:editId="40227B66">
+          <wp:inline distT="0" distB="0" distL="0" distR="0" wp14:anchorId="155B4DDB" wp14:editId="370FD0BC">
             <wp:extent cx="6115050" cy="2981325"/>
             <wp:effectExtent l="0" t="0" r="0" b="9525"/>
             <wp:docPr id="1423061044" name="Picture 78"/>
@@ -17221,15 +16935,7 @@
         <w:jc w:val="both"/>
       </w:pPr>
       <w:r>
-        <w:t xml:space="preserve">app.py is the main entry point and controller of Libris. It </w:t>
-      </w:r>
-      <w:proofErr w:type="spellStart"/>
-      <w:r>
-        <w:t>initialises</w:t>
-      </w:r>
-      <w:proofErr w:type="spellEnd"/>
-      <w:r>
-        <w:t xml:space="preserve"> the Flask application, defines all</w:t>
+        <w:t>app.py is the main entry point and controller of Libris. It initialises the Flask application, defines all</w:t>
       </w:r>
       <w:r>
         <w:rPr>
@@ -17488,24 +17194,13 @@
                 <w:sz w:val="19"/>
               </w:rPr>
             </w:pPr>
-            <w:proofErr w:type="spellStart"/>
-            <w:proofErr w:type="gramStart"/>
             <w:r>
               <w:rPr>
                 <w:spacing w:val="-2"/>
                 <w:sz w:val="19"/>
               </w:rPr>
-              <w:t>app.secret</w:t>
-            </w:r>
-            <w:proofErr w:type="gramEnd"/>
-            <w:r>
-              <w:rPr>
-                <w:spacing w:val="-2"/>
-                <w:sz w:val="19"/>
-              </w:rPr>
-              <w:t>_key</w:t>
-            </w:r>
-            <w:proofErr w:type="spellEnd"/>
+              <w:t>app.secret_key</w:t>
+            </w:r>
           </w:p>
         </w:tc>
         <w:tc>
@@ -17710,17 +17405,8 @@
                 <w:spacing w:val="-2"/>
                 <w:sz w:val="19"/>
               </w:rPr>
-              <w:t>data/</w:t>
-            </w:r>
-            <w:proofErr w:type="spellStart"/>
-            <w:r>
-              <w:rPr>
-                <w:spacing w:val="-2"/>
-                <w:sz w:val="19"/>
-              </w:rPr>
-              <w:t>books.json</w:t>
-            </w:r>
-            <w:proofErr w:type="spellEnd"/>
+              <w:t>data/books.json</w:t>
+            </w:r>
           </w:p>
         </w:tc>
         <w:tc>
@@ -17806,17 +17492,8 @@
                 <w:spacing w:val="-2"/>
                 <w:sz w:val="19"/>
               </w:rPr>
-              <w:t>data/</w:t>
-            </w:r>
-            <w:proofErr w:type="spellStart"/>
-            <w:r>
-              <w:rPr>
-                <w:spacing w:val="-2"/>
-                <w:sz w:val="19"/>
-              </w:rPr>
-              <w:t>users.json</w:t>
-            </w:r>
-            <w:proofErr w:type="spellEnd"/>
+              <w:t>data/users.json</w:t>
+            </w:r>
           </w:p>
         </w:tc>
         <w:tc>
@@ -17840,21 +17517,7 @@
               <w:rPr>
                 <w:sz w:val="19"/>
               </w:rPr>
-              <w:t xml:space="preserve">Path to </w:t>
-            </w:r>
-            <w:proofErr w:type="gramStart"/>
-            <w:r>
-              <w:rPr>
-                <w:sz w:val="19"/>
-              </w:rPr>
-              <w:t>users</w:t>
-            </w:r>
-            <w:proofErr w:type="gramEnd"/>
-            <w:r>
-              <w:rPr>
-                <w:sz w:val="19"/>
-              </w:rPr>
-              <w:t xml:space="preserve"> data </w:t>
+              <w:t xml:space="preserve">Path to users data </w:t>
             </w:r>
             <w:r>
               <w:rPr>
@@ -17913,17 +17576,8 @@
                 <w:spacing w:val="-2"/>
                 <w:sz w:val="19"/>
               </w:rPr>
-              <w:t>data/</w:t>
-            </w:r>
-            <w:proofErr w:type="spellStart"/>
-            <w:r>
-              <w:rPr>
-                <w:spacing w:val="-2"/>
-                <w:sz w:val="19"/>
-              </w:rPr>
-              <w:t>activity.json</w:t>
-            </w:r>
-            <w:proofErr w:type="spellEnd"/>
+              <w:t>data/activity.json</w:t>
+            </w:r>
           </w:p>
         </w:tc>
         <w:tc>
@@ -18114,37 +17768,12 @@
                 <w:sz w:val="19"/>
               </w:rPr>
             </w:pPr>
-            <w:proofErr w:type="spellStart"/>
             <w:r>
               <w:rPr>
                 <w:spacing w:val="-2"/>
                 <w:sz w:val="19"/>
               </w:rPr>
-              <w:t>load_</w:t>
-            </w:r>
-            <w:proofErr w:type="gramStart"/>
-            <w:r>
-              <w:rPr>
-                <w:spacing w:val="-2"/>
-                <w:sz w:val="19"/>
-              </w:rPr>
-              <w:t>books</w:t>
-            </w:r>
-            <w:proofErr w:type="spellEnd"/>
-            <w:r>
-              <w:rPr>
-                <w:spacing w:val="-2"/>
-                <w:sz w:val="19"/>
-              </w:rPr>
-              <w:t>(</w:t>
-            </w:r>
-            <w:proofErr w:type="gramEnd"/>
-            <w:r>
-              <w:rPr>
-                <w:spacing w:val="-2"/>
-                <w:sz w:val="19"/>
-              </w:rPr>
-              <w:t>)</w:t>
+              <w:t>load_books()</w:t>
             </w:r>
           </w:p>
         </w:tc>
@@ -18194,23 +17823,7 @@
               <w:rPr>
                 <w:sz w:val="19"/>
               </w:rPr>
-              <w:t xml:space="preserve">Reads and returns </w:t>
-            </w:r>
-            <w:proofErr w:type="spellStart"/>
-            <w:proofErr w:type="gramStart"/>
-            <w:r>
-              <w:rPr>
-                <w:sz w:val="19"/>
-              </w:rPr>
-              <w:t>books.json</w:t>
-            </w:r>
-            <w:proofErr w:type="spellEnd"/>
-            <w:proofErr w:type="gramEnd"/>
-            <w:r>
-              <w:rPr>
-                <w:sz w:val="19"/>
-              </w:rPr>
-              <w:t xml:space="preserve"> as a Python </w:t>
+              <w:t xml:space="preserve">Reads and returns books.json as a Python </w:t>
             </w:r>
             <w:r>
               <w:rPr>
@@ -18242,21 +17855,12 @@
                 <w:sz w:val="19"/>
               </w:rPr>
             </w:pPr>
-            <w:proofErr w:type="spellStart"/>
             <w:r>
               <w:rPr>
                 <w:spacing w:val="-2"/>
                 <w:sz w:val="19"/>
               </w:rPr>
-              <w:t>save_books</w:t>
-            </w:r>
-            <w:proofErr w:type="spellEnd"/>
-            <w:r>
-              <w:rPr>
-                <w:spacing w:val="-2"/>
-                <w:sz w:val="19"/>
-              </w:rPr>
-              <w:t>(books)</w:t>
+              <w:t>save_books(books)</w:t>
             </w:r>
           </w:p>
         </w:tc>
@@ -18302,22 +17906,12 @@
                 <w:sz w:val="19"/>
               </w:rPr>
             </w:pPr>
-            <w:proofErr w:type="spellStart"/>
-            <w:r>
-              <w:rPr>
-                <w:sz w:val="19"/>
-              </w:rPr>
-              <w:t>Serialises</w:t>
-            </w:r>
-            <w:proofErr w:type="spellEnd"/>
-            <w:r>
-              <w:rPr>
-                <w:sz w:val="19"/>
-              </w:rPr>
-              <w:t xml:space="preserve"> and writes the books list to </w:t>
-            </w:r>
-            <w:proofErr w:type="spellStart"/>
-            <w:proofErr w:type="gramStart"/>
+            <w:r>
+              <w:rPr>
+                <w:sz w:val="19"/>
+              </w:rPr>
+              <w:t xml:space="preserve">Serialises and writes the books list to </w:t>
+            </w:r>
             <w:r>
               <w:rPr>
                 <w:spacing w:val="-2"/>
@@ -18325,8 +17919,6 @@
               </w:rPr>
               <w:t>books.json</w:t>
             </w:r>
-            <w:proofErr w:type="spellEnd"/>
-            <w:proofErr w:type="gramEnd"/>
           </w:p>
         </w:tc>
       </w:tr>
@@ -18349,37 +17941,12 @@
                 <w:sz w:val="19"/>
               </w:rPr>
             </w:pPr>
-            <w:proofErr w:type="spellStart"/>
             <w:r>
               <w:rPr>
                 <w:spacing w:val="-2"/>
                 <w:sz w:val="19"/>
               </w:rPr>
-              <w:t>load_</w:t>
-            </w:r>
-            <w:proofErr w:type="gramStart"/>
-            <w:r>
-              <w:rPr>
-                <w:spacing w:val="-2"/>
-                <w:sz w:val="19"/>
-              </w:rPr>
-              <w:t>users</w:t>
-            </w:r>
-            <w:proofErr w:type="spellEnd"/>
-            <w:r>
-              <w:rPr>
-                <w:spacing w:val="-2"/>
-                <w:sz w:val="19"/>
-              </w:rPr>
-              <w:t>(</w:t>
-            </w:r>
-            <w:proofErr w:type="gramEnd"/>
-            <w:r>
-              <w:rPr>
-                <w:spacing w:val="-2"/>
-                <w:sz w:val="19"/>
-              </w:rPr>
-              <w:t>)</w:t>
+              <w:t>load_users()</w:t>
             </w:r>
           </w:p>
         </w:tc>
@@ -18427,23 +17994,7 @@
               <w:rPr>
                 <w:sz w:val="19"/>
               </w:rPr>
-              <w:t xml:space="preserve">Reads and returns </w:t>
-            </w:r>
-            <w:proofErr w:type="spellStart"/>
-            <w:proofErr w:type="gramStart"/>
-            <w:r>
-              <w:rPr>
-                <w:sz w:val="19"/>
-              </w:rPr>
-              <w:t>users.json</w:t>
-            </w:r>
-            <w:proofErr w:type="spellEnd"/>
-            <w:proofErr w:type="gramEnd"/>
-            <w:r>
-              <w:rPr>
-                <w:sz w:val="19"/>
-              </w:rPr>
-              <w:t xml:space="preserve"> as a Python </w:t>
+              <w:t xml:space="preserve">Reads and returns users.json as a Python </w:t>
             </w:r>
             <w:r>
               <w:rPr>
@@ -18475,21 +18026,12 @@
                 <w:sz w:val="19"/>
               </w:rPr>
             </w:pPr>
-            <w:proofErr w:type="spellStart"/>
             <w:r>
               <w:rPr>
                 <w:spacing w:val="-2"/>
                 <w:sz w:val="19"/>
               </w:rPr>
-              <w:t>save_users</w:t>
-            </w:r>
-            <w:proofErr w:type="spellEnd"/>
-            <w:r>
-              <w:rPr>
-                <w:spacing w:val="-2"/>
-                <w:sz w:val="19"/>
-              </w:rPr>
-              <w:t>(users)</w:t>
+              <w:t>save_users(users)</w:t>
             </w:r>
           </w:p>
         </w:tc>
@@ -18535,22 +18077,12 @@
                 <w:sz w:val="19"/>
               </w:rPr>
             </w:pPr>
-            <w:proofErr w:type="spellStart"/>
-            <w:r>
-              <w:rPr>
-                <w:sz w:val="19"/>
-              </w:rPr>
-              <w:t>Serialises</w:t>
-            </w:r>
-            <w:proofErr w:type="spellEnd"/>
-            <w:r>
-              <w:rPr>
-                <w:sz w:val="19"/>
-              </w:rPr>
-              <w:t xml:space="preserve"> and writes the users list to </w:t>
-            </w:r>
-            <w:proofErr w:type="spellStart"/>
-            <w:proofErr w:type="gramStart"/>
+            <w:r>
+              <w:rPr>
+                <w:sz w:val="19"/>
+              </w:rPr>
+              <w:t xml:space="preserve">Serialises and writes the users list to </w:t>
+            </w:r>
             <w:r>
               <w:rPr>
                 <w:spacing w:val="-2"/>
@@ -18558,8 +18090,6 @@
               </w:rPr>
               <w:t>users.json</w:t>
             </w:r>
-            <w:proofErr w:type="spellEnd"/>
-            <w:proofErr w:type="gramEnd"/>
           </w:p>
         </w:tc>
       </w:tr>
@@ -18582,37 +18112,12 @@
                 <w:sz w:val="19"/>
               </w:rPr>
             </w:pPr>
-            <w:proofErr w:type="spellStart"/>
             <w:r>
               <w:rPr>
                 <w:spacing w:val="-2"/>
                 <w:sz w:val="19"/>
               </w:rPr>
-              <w:t>load_</w:t>
-            </w:r>
-            <w:proofErr w:type="gramStart"/>
-            <w:r>
-              <w:rPr>
-                <w:spacing w:val="-2"/>
-                <w:sz w:val="19"/>
-              </w:rPr>
-              <w:t>activity</w:t>
-            </w:r>
-            <w:proofErr w:type="spellEnd"/>
-            <w:r>
-              <w:rPr>
-                <w:spacing w:val="-2"/>
-                <w:sz w:val="19"/>
-              </w:rPr>
-              <w:t>(</w:t>
-            </w:r>
-            <w:proofErr w:type="gramEnd"/>
-            <w:r>
-              <w:rPr>
-                <w:spacing w:val="-2"/>
-                <w:sz w:val="19"/>
-              </w:rPr>
-              <w:t>)</w:t>
+              <w:t>load_activity()</w:t>
             </w:r>
           </w:p>
         </w:tc>
@@ -18660,23 +18165,7 @@
               <w:rPr>
                 <w:sz w:val="19"/>
               </w:rPr>
-              <w:t xml:space="preserve">Reads and returns </w:t>
-            </w:r>
-            <w:proofErr w:type="spellStart"/>
-            <w:proofErr w:type="gramStart"/>
-            <w:r>
-              <w:rPr>
-                <w:sz w:val="19"/>
-              </w:rPr>
-              <w:t>activity.json</w:t>
-            </w:r>
-            <w:proofErr w:type="spellEnd"/>
-            <w:proofErr w:type="gramEnd"/>
-            <w:r>
-              <w:rPr>
-                <w:sz w:val="19"/>
-              </w:rPr>
-              <w:t xml:space="preserve"> as a Python </w:t>
+              <w:t xml:space="preserve">Reads and returns activity.json as a Python </w:t>
             </w:r>
             <w:r>
               <w:rPr>
@@ -18708,21 +18197,12 @@
                 <w:sz w:val="19"/>
               </w:rPr>
             </w:pPr>
-            <w:proofErr w:type="spellStart"/>
             <w:r>
               <w:rPr>
                 <w:spacing w:val="-2"/>
                 <w:sz w:val="19"/>
               </w:rPr>
-              <w:t>save_activity</w:t>
-            </w:r>
-            <w:proofErr w:type="spellEnd"/>
-            <w:r>
-              <w:rPr>
-                <w:spacing w:val="-2"/>
-                <w:sz w:val="19"/>
-              </w:rPr>
-              <w:t>(activity)</w:t>
+              <w:t>save_activity(activity)</w:t>
             </w:r>
           </w:p>
         </w:tc>
@@ -18802,46 +18282,12 @@
                 <w:sz w:val="19"/>
               </w:rPr>
             </w:pPr>
-            <w:proofErr w:type="spellStart"/>
             <w:r>
               <w:rPr>
                 <w:spacing w:val="-2"/>
                 <w:sz w:val="19"/>
               </w:rPr>
-              <w:t>log_activity</w:t>
-            </w:r>
-            <w:proofErr w:type="spellEnd"/>
-            <w:r>
-              <w:rPr>
-                <w:spacing w:val="-2"/>
-                <w:sz w:val="19"/>
-              </w:rPr>
-              <w:t>(</w:t>
-            </w:r>
-            <w:proofErr w:type="spellStart"/>
-            <w:proofErr w:type="gramStart"/>
-            <w:r>
-              <w:rPr>
-                <w:spacing w:val="-2"/>
-                <w:sz w:val="19"/>
-              </w:rPr>
-              <w:t>type,user</w:t>
-            </w:r>
-            <w:proofErr w:type="gramEnd"/>
-            <w:r>
-              <w:rPr>
-                <w:spacing w:val="-2"/>
-                <w:sz w:val="19"/>
-              </w:rPr>
-              <w:t>,book</w:t>
-            </w:r>
-            <w:proofErr w:type="spellEnd"/>
-            <w:r>
-              <w:rPr>
-                <w:spacing w:val="-2"/>
-                <w:sz w:val="19"/>
-              </w:rPr>
-              <w:t>)</w:t>
+              <w:t>log_activity(type,user,book)</w:t>
             </w:r>
           </w:p>
         </w:tc>
@@ -18998,7 +18444,6 @@
           <w:sz w:val="18"/>
         </w:rPr>
       </w:pPr>
-      <w:proofErr w:type="gramStart"/>
       <w:r>
         <w:rPr>
           <w:rFonts w:ascii="Courier New"/>
@@ -19006,37 +18451,7 @@
           <w:sz w:val="18"/>
           <w:shd w:val="clear" w:color="auto" w:fill="F2F2F2"/>
         </w:rPr>
-        <w:t>Book(</w:t>
-      </w:r>
-      <w:proofErr w:type="gramEnd"/>
-      <w:r>
-        <w:rPr>
-          <w:rFonts w:ascii="Courier New"/>
-          <w:color w:val="000000"/>
-          <w:sz w:val="18"/>
-          <w:shd w:val="clear" w:color="auto" w:fill="F2F2F2"/>
-        </w:rPr>
-        <w:t xml:space="preserve">title, author, year, </w:t>
-      </w:r>
-      <w:proofErr w:type="spellStart"/>
-      <w:r>
-        <w:rPr>
-          <w:rFonts w:ascii="Courier New"/>
-          <w:color w:val="000000"/>
-          <w:sz w:val="18"/>
-          <w:shd w:val="clear" w:color="auto" w:fill="F2F2F2"/>
-        </w:rPr>
-        <w:t>isbn</w:t>
-      </w:r>
-      <w:proofErr w:type="spellEnd"/>
-      <w:r>
-        <w:rPr>
-          <w:rFonts w:ascii="Courier New"/>
-          <w:color w:val="000000"/>
-          <w:sz w:val="18"/>
-          <w:shd w:val="clear" w:color="auto" w:fill="F2F2F2"/>
-        </w:rPr>
-        <w:t xml:space="preserve">, genre='', </w:t>
+        <w:t xml:space="preserve">Book(title, author, year, isbn, genre='', </w:t>
       </w:r>
       <w:r>
         <w:rPr>
@@ -19567,7 +18982,6 @@
                 <w:sz w:val="19"/>
               </w:rPr>
             </w:pPr>
-            <w:proofErr w:type="spellStart"/>
             <w:r>
               <w:rPr>
                 <w:spacing w:val="-4"/>
@@ -19575,7 +18989,6 @@
               </w:rPr>
               <w:t>isbn</w:t>
             </w:r>
-            <w:proofErr w:type="spellEnd"/>
           </w:p>
         </w:tc>
         <w:tc>
@@ -20082,23 +19495,7 @@
                 <w:spacing w:val="-2"/>
                 <w:sz w:val="19"/>
               </w:rPr>
-              <w:t>borrow(</w:t>
-            </w:r>
-            <w:proofErr w:type="spellStart"/>
-            <w:r>
-              <w:rPr>
-                <w:spacing w:val="-2"/>
-                <w:sz w:val="19"/>
-              </w:rPr>
-              <w:t>user_name</w:t>
-            </w:r>
-            <w:proofErr w:type="spellEnd"/>
-            <w:r>
-              <w:rPr>
-                <w:spacing w:val="-2"/>
-                <w:sz w:val="19"/>
-              </w:rPr>
-              <w:t>)</w:t>
+              <w:t>borrow(user_name)</w:t>
             </w:r>
           </w:p>
         </w:tc>
@@ -20119,19 +19516,11 @@
                 <w:sz w:val="19"/>
               </w:rPr>
             </w:pPr>
-            <w:proofErr w:type="spellStart"/>
-            <w:r>
-              <w:rPr>
-                <w:sz w:val="19"/>
-              </w:rPr>
-              <w:t>user_name</w:t>
-            </w:r>
-            <w:proofErr w:type="spellEnd"/>
-            <w:r>
-              <w:rPr>
-                <w:sz w:val="19"/>
-              </w:rPr>
-              <w:t xml:space="preserve">: </w:t>
+            <w:r>
+              <w:rPr>
+                <w:sz w:val="19"/>
+              </w:rPr>
+              <w:t xml:space="preserve">user_name: </w:t>
             </w:r>
             <w:r>
               <w:rPr>
@@ -20191,31 +19580,13 @@
               </w:rPr>
               <w:t xml:space="preserve">Sets available=False, </w:t>
             </w:r>
-            <w:proofErr w:type="spellStart"/>
             <w:r>
               <w:rPr>
                 <w:spacing w:val="-2"/>
                 <w:sz w:val="19"/>
               </w:rPr>
-              <w:t>borrowed_by</w:t>
-            </w:r>
-            <w:proofErr w:type="spellEnd"/>
-            <w:r>
-              <w:rPr>
-                <w:spacing w:val="-2"/>
-                <w:sz w:val="19"/>
-              </w:rPr>
-              <w:t>=</w:t>
-            </w:r>
-            <w:proofErr w:type="spellStart"/>
-            <w:r>
-              <w:rPr>
-                <w:spacing w:val="-2"/>
-                <w:sz w:val="19"/>
-              </w:rPr>
-              <w:t>user_name</w:t>
-            </w:r>
-            <w:proofErr w:type="spellEnd"/>
+              <w:t>borrowed_by=user_name</w:t>
+            </w:r>
           </w:p>
         </w:tc>
       </w:tr>
@@ -20239,37 +19610,12 @@
                 <w:sz w:val="19"/>
               </w:rPr>
             </w:pPr>
-            <w:proofErr w:type="spellStart"/>
             <w:r>
               <w:rPr>
                 <w:spacing w:val="-2"/>
                 <w:sz w:val="19"/>
               </w:rPr>
-              <w:t>return_</w:t>
-            </w:r>
-            <w:proofErr w:type="gramStart"/>
-            <w:r>
-              <w:rPr>
-                <w:spacing w:val="-2"/>
-                <w:sz w:val="19"/>
-              </w:rPr>
-              <w:t>book</w:t>
-            </w:r>
-            <w:proofErr w:type="spellEnd"/>
-            <w:r>
-              <w:rPr>
-                <w:spacing w:val="-2"/>
-                <w:sz w:val="19"/>
-              </w:rPr>
-              <w:t>(</w:t>
-            </w:r>
-            <w:proofErr w:type="gramEnd"/>
-            <w:r>
-              <w:rPr>
-                <w:spacing w:val="-2"/>
-                <w:sz w:val="19"/>
-              </w:rPr>
-              <w:t>)</w:t>
+              <w:t>return_book()</w:t>
             </w:r>
           </w:p>
         </w:tc>
@@ -20348,21 +19694,12 @@
               </w:rPr>
               <w:t xml:space="preserve">Sets available=True, </w:t>
             </w:r>
-            <w:proofErr w:type="spellStart"/>
             <w:r>
               <w:rPr>
                 <w:spacing w:val="-2"/>
                 <w:sz w:val="19"/>
               </w:rPr>
-              <w:t>borrowed_by</w:t>
-            </w:r>
-            <w:proofErr w:type="spellEnd"/>
-            <w:r>
-              <w:rPr>
-                <w:spacing w:val="-2"/>
-                <w:sz w:val="19"/>
-              </w:rPr>
-              <w:t>=None</w:t>
+              <w:t>borrowed_by=None</w:t>
             </w:r>
           </w:p>
         </w:tc>
@@ -20386,37 +19723,12 @@
                 <w:sz w:val="19"/>
               </w:rPr>
             </w:pPr>
-            <w:proofErr w:type="spellStart"/>
             <w:r>
               <w:rPr>
                 <w:spacing w:val="-2"/>
                 <w:sz w:val="19"/>
               </w:rPr>
-              <w:t>to_</w:t>
-            </w:r>
-            <w:proofErr w:type="gramStart"/>
-            <w:r>
-              <w:rPr>
-                <w:spacing w:val="-2"/>
-                <w:sz w:val="19"/>
-              </w:rPr>
-              <w:t>dict</w:t>
-            </w:r>
-            <w:proofErr w:type="spellEnd"/>
-            <w:r>
-              <w:rPr>
-                <w:spacing w:val="-2"/>
-                <w:sz w:val="19"/>
-              </w:rPr>
-              <w:t>(</w:t>
-            </w:r>
-            <w:proofErr w:type="gramEnd"/>
-            <w:r>
-              <w:rPr>
-                <w:spacing w:val="-2"/>
-                <w:sz w:val="19"/>
-              </w:rPr>
-              <w:t>)</w:t>
+              <w:t>to_dict()</w:t>
             </w:r>
           </w:p>
         </w:tc>
@@ -20461,7 +19773,6 @@
                 <w:sz w:val="19"/>
               </w:rPr>
             </w:pPr>
-            <w:proofErr w:type="spellStart"/>
             <w:r>
               <w:rPr>
                 <w:spacing w:val="-4"/>
@@ -20469,7 +19780,6 @@
               </w:rPr>
               <w:t>dict</w:t>
             </w:r>
-            <w:proofErr w:type="spellEnd"/>
           </w:p>
         </w:tc>
         <w:tc>
@@ -20492,21 +19802,7 @@
               <w:rPr>
                 <w:sz w:val="19"/>
               </w:rPr>
-              <w:t xml:space="preserve">Returns all attributes as </w:t>
-            </w:r>
-            <w:proofErr w:type="spellStart"/>
-            <w:r>
-              <w:rPr>
-                <w:sz w:val="19"/>
-              </w:rPr>
-              <w:t>dict</w:t>
-            </w:r>
-            <w:proofErr w:type="spellEnd"/>
-            <w:r>
-              <w:rPr>
-                <w:sz w:val="19"/>
-              </w:rPr>
-              <w:t xml:space="preserve"> for JSON </w:t>
+              <w:t xml:space="preserve">Returns all attributes as dict for JSON </w:t>
             </w:r>
             <w:r>
               <w:rPr>
@@ -20546,7 +19842,6 @@
               </w:rPr>
               <w:t xml:space="preserve">  </w:t>
             </w:r>
-            <w:proofErr w:type="gramStart"/>
             <w:r>
               <w:rPr>
                 <w:sz w:val="19"/>
@@ -20566,15 +19861,7 @@
                 <w:spacing w:val="-5"/>
                 <w:sz w:val="19"/>
               </w:rPr>
-              <w:t>(</w:t>
-            </w:r>
-            <w:proofErr w:type="gramEnd"/>
-            <w:r>
-              <w:rPr>
-                <w:spacing w:val="-5"/>
-                <w:sz w:val="19"/>
-              </w:rPr>
-              <w:t>)</w:t>
+              <w:t>()</w:t>
             </w:r>
           </w:p>
         </w:tc>
@@ -20755,15 +20042,12 @@
               </w:rPr>
               <w:t xml:space="preserve">  </w:t>
             </w:r>
-            <w:proofErr w:type="spellStart"/>
-            <w:proofErr w:type="gramStart"/>
             <w:r>
               <w:rPr>
                 <w:sz w:val="19"/>
               </w:rPr>
               <w:t>repr</w:t>
             </w:r>
-            <w:proofErr w:type="spellEnd"/>
             <w:r>
               <w:rPr>
                 <w:spacing w:val="48"/>
@@ -20777,21 +20061,61 @@
                 <w:spacing w:val="-5"/>
                 <w:sz w:val="19"/>
               </w:rPr>
-              <w:t>(</w:t>
-            </w:r>
-            <w:proofErr w:type="gramEnd"/>
+              <w:t>()</w:t>
+            </w:r>
+          </w:p>
+        </w:tc>
+        <w:tc>
+          <w:tcPr>
+            <w:tcW w:w="1985" w:type="dxa"/>
+            <w:tcBorders>
+              <w:top w:val="nil"/>
+            </w:tcBorders>
+          </w:tcPr>
+          <w:p>
+            <w:pPr>
+              <w:pStyle w:val="TableParagraph"/>
+              <w:ind w:left="139"/>
+              <w:rPr>
+                <w:sz w:val="19"/>
+              </w:rPr>
+            </w:pPr>
+            <w:r>
+              <w:rPr>
+                <w:spacing w:val="-4"/>
+                <w:sz w:val="19"/>
+              </w:rPr>
+              <w:t>None</w:t>
+            </w:r>
+          </w:p>
+        </w:tc>
+        <w:tc>
+          <w:tcPr>
+            <w:tcW w:w="1135" w:type="dxa"/>
+            <w:tcBorders>
+              <w:top w:val="nil"/>
+            </w:tcBorders>
+          </w:tcPr>
+          <w:p>
+            <w:pPr>
+              <w:pStyle w:val="TableParagraph"/>
+              <w:ind w:left="138"/>
+              <w:rPr>
+                <w:sz w:val="19"/>
+              </w:rPr>
+            </w:pPr>
             <w:r>
               <w:rPr>
                 <w:spacing w:val="-5"/>
                 <w:sz w:val="19"/>
               </w:rPr>
-              <w:t>)</w:t>
-            </w:r>
-          </w:p>
-        </w:tc>
-        <w:tc>
-          <w:tcPr>
-            <w:tcW w:w="1985" w:type="dxa"/>
+              <w:t>str</w:t>
+            </w:r>
+          </w:p>
+        </w:tc>
+        <w:tc>
+          <w:tcPr>
+            <w:tcW w:w="3970" w:type="dxa"/>
             <w:tcBorders>
               <w:top w:val="nil"/>
             </w:tcBorders>
@@ -20799,54 +20123,6 @@
           <w:p>
             <w:pPr>
               <w:pStyle w:val="TableParagraph"/>
-              <w:ind w:left="139"/>
-              <w:rPr>
-                <w:sz w:val="19"/>
-              </w:rPr>
-            </w:pPr>
-            <w:r>
-              <w:rPr>
-                <w:spacing w:val="-4"/>
-                <w:sz w:val="19"/>
-              </w:rPr>
-              <w:t>None</w:t>
-            </w:r>
-          </w:p>
-        </w:tc>
-        <w:tc>
-          <w:tcPr>
-            <w:tcW w:w="1135" w:type="dxa"/>
-            <w:tcBorders>
-              <w:top w:val="nil"/>
-            </w:tcBorders>
-          </w:tcPr>
-          <w:p>
-            <w:pPr>
-              <w:pStyle w:val="TableParagraph"/>
-              <w:ind w:left="138"/>
-              <w:rPr>
-                <w:sz w:val="19"/>
-              </w:rPr>
-            </w:pPr>
-            <w:r>
-              <w:rPr>
-                <w:spacing w:val="-5"/>
-                <w:sz w:val="19"/>
-              </w:rPr>
-              <w:t>str</w:t>
-            </w:r>
-          </w:p>
-        </w:tc>
-        <w:tc>
-          <w:tcPr>
-            <w:tcW w:w="3970" w:type="dxa"/>
-            <w:tcBorders>
-              <w:top w:val="nil"/>
-            </w:tcBorders>
-          </w:tcPr>
-          <w:p>
-            <w:pPr>
-              <w:pStyle w:val="TableParagraph"/>
               <w:ind w:left="137"/>
               <w:rPr>
                 <w:sz w:val="19"/>
@@ -20856,51 +20132,14 @@
               <w:rPr>
                 <w:sz w:val="19"/>
               </w:rPr>
-              <w:t xml:space="preserve">Dev </w:t>
-            </w:r>
-            <w:proofErr w:type="spellStart"/>
-            <w:r>
-              <w:rPr>
-                <w:sz w:val="19"/>
-              </w:rPr>
-              <w:t>repr</w:t>
-            </w:r>
-            <w:proofErr w:type="spellEnd"/>
-            <w:r>
-              <w:rPr>
-                <w:sz w:val="19"/>
-              </w:rPr>
-              <w:t>: '</w:t>
-            </w:r>
-            <w:proofErr w:type="gramStart"/>
-            <w:r>
-              <w:rPr>
-                <w:sz w:val="19"/>
-              </w:rPr>
-              <w:t>Book(</w:t>
-            </w:r>
-            <w:proofErr w:type="gramEnd"/>
-            <w:r>
-              <w:rPr>
-                <w:sz w:val="19"/>
-              </w:rPr>
-              <w:t xml:space="preserve">title=..., </w:t>
-            </w:r>
-            <w:proofErr w:type="spellStart"/>
+              <w:t xml:space="preserve">Dev repr: 'Book(title=..., </w:t>
+            </w:r>
             <w:r>
               <w:rPr>
                 <w:spacing w:val="-2"/>
                 <w:sz w:val="19"/>
               </w:rPr>
-              <w:t>isbn</w:t>
-            </w:r>
-            <w:proofErr w:type="spellEnd"/>
-            <w:r>
-              <w:rPr>
-                <w:spacing w:val="-2"/>
-                <w:sz w:val="19"/>
-              </w:rPr>
-              <w:t>=...)'</w:t>
+              <w:t>isbn=...)'</w:t>
             </w:r>
           </w:p>
         </w:tc>
@@ -20945,15 +20184,7 @@
         <w:ind w:left="545"/>
       </w:pPr>
       <w:r>
-        <w:t xml:space="preserve">Represents a library member. Stores contact info and </w:t>
-      </w:r>
-      <w:proofErr w:type="gramStart"/>
-      <w:r>
-        <w:t>maintains</w:t>
-      </w:r>
-      <w:proofErr w:type="gramEnd"/>
-      <w:r>
-        <w:t xml:space="preserve"> a list of borrowed </w:t>
+        <w:t xml:space="preserve">Represents a library member. Stores contact info and maintains a list of borrowed </w:t>
       </w:r>
       <w:r>
         <w:rPr>
@@ -20992,7 +20223,6 @@
           <w:sz w:val="18"/>
         </w:rPr>
       </w:pPr>
-      <w:proofErr w:type="gramStart"/>
       <w:r>
         <w:rPr>
           <w:rFonts w:ascii="Courier New"/>
@@ -21000,37 +20230,7 @@
           <w:sz w:val="18"/>
           <w:shd w:val="clear" w:color="auto" w:fill="F2F2F2"/>
         </w:rPr>
-        <w:t>User(</w:t>
-      </w:r>
-      <w:proofErr w:type="gramEnd"/>
-      <w:r>
-        <w:rPr>
-          <w:rFonts w:ascii="Courier New"/>
-          <w:color w:val="000000"/>
-          <w:sz w:val="18"/>
-          <w:shd w:val="clear" w:color="auto" w:fill="F2F2F2"/>
-        </w:rPr>
-        <w:t xml:space="preserve">name, </w:t>
-      </w:r>
-      <w:proofErr w:type="spellStart"/>
-      <w:r>
-        <w:rPr>
-          <w:rFonts w:ascii="Courier New"/>
-          <w:color w:val="000000"/>
-          <w:sz w:val="18"/>
-          <w:shd w:val="clear" w:color="auto" w:fill="F2F2F2"/>
-        </w:rPr>
-        <w:t>user_id</w:t>
-      </w:r>
-      <w:proofErr w:type="spellEnd"/>
-      <w:r>
-        <w:rPr>
-          <w:rFonts w:ascii="Courier New"/>
-          <w:color w:val="000000"/>
-          <w:sz w:val="18"/>
-          <w:shd w:val="clear" w:color="auto" w:fill="F2F2F2"/>
-        </w:rPr>
-        <w:t xml:space="preserve">, email='', </w:t>
+        <w:t xml:space="preserve">User(name, user_id, email='', </w:t>
       </w:r>
       <w:r>
         <w:rPr>
@@ -21337,7 +20537,6 @@
                 <w:sz w:val="19"/>
               </w:rPr>
             </w:pPr>
-            <w:proofErr w:type="spellStart"/>
             <w:r>
               <w:rPr>
                 <w:spacing w:val="-2"/>
@@ -21345,7 +20544,6 @@
               </w:rPr>
               <w:t>user_id</w:t>
             </w:r>
-            <w:proofErr w:type="spellEnd"/>
           </w:p>
         </w:tc>
         <w:tc>
@@ -21857,37 +21055,12 @@
                 <w:sz w:val="19"/>
               </w:rPr>
             </w:pPr>
-            <w:proofErr w:type="spellStart"/>
             <w:r>
               <w:rPr>
                 <w:spacing w:val="-2"/>
                 <w:sz w:val="19"/>
               </w:rPr>
-              <w:t>borrow_book</w:t>
-            </w:r>
-            <w:proofErr w:type="spellEnd"/>
-            <w:r>
-              <w:rPr>
-                <w:spacing w:val="-2"/>
-                <w:sz w:val="19"/>
-              </w:rPr>
-              <w:t>(</w:t>
-            </w:r>
-            <w:proofErr w:type="spellStart"/>
-            <w:r>
-              <w:rPr>
-                <w:spacing w:val="-2"/>
-                <w:sz w:val="19"/>
-              </w:rPr>
-              <w:t>isbn</w:t>
-            </w:r>
-            <w:proofErr w:type="spellEnd"/>
-            <w:r>
-              <w:rPr>
-                <w:spacing w:val="-2"/>
-                <w:sz w:val="19"/>
-              </w:rPr>
-              <w:t>)</w:t>
+              <w:t>borrow_book(isbn)</w:t>
             </w:r>
           </w:p>
         </w:tc>
@@ -21908,19 +21081,11 @@
                 <w:sz w:val="19"/>
               </w:rPr>
             </w:pPr>
-            <w:proofErr w:type="spellStart"/>
-            <w:r>
-              <w:rPr>
-                <w:sz w:val="19"/>
-              </w:rPr>
-              <w:t>isbn</w:t>
-            </w:r>
-            <w:proofErr w:type="spellEnd"/>
-            <w:r>
-              <w:rPr>
-                <w:sz w:val="19"/>
-              </w:rPr>
-              <w:t xml:space="preserve">: </w:t>
+            <w:r>
+              <w:rPr>
+                <w:sz w:val="19"/>
+              </w:rPr>
+              <w:t xml:space="preserve">isbn: </w:t>
             </w:r>
             <w:r>
               <w:rPr>
@@ -22013,14 +21178,12 @@
               </w:rPr>
               <w:t xml:space="preserve"> </w:t>
             </w:r>
-            <w:proofErr w:type="spellStart"/>
             <w:r>
               <w:rPr>
                 <w:sz w:val="19"/>
               </w:rPr>
               <w:t>borrowed_books</w:t>
             </w:r>
-            <w:proofErr w:type="spellEnd"/>
             <w:r>
               <w:rPr>
                 <w:spacing w:val="-8"/>
@@ -22070,37 +21233,12 @@
                 <w:sz w:val="19"/>
               </w:rPr>
             </w:pPr>
-            <w:proofErr w:type="spellStart"/>
             <w:r>
               <w:rPr>
                 <w:spacing w:val="-2"/>
                 <w:sz w:val="19"/>
               </w:rPr>
-              <w:t>return_book</w:t>
-            </w:r>
-            <w:proofErr w:type="spellEnd"/>
-            <w:r>
-              <w:rPr>
-                <w:spacing w:val="-2"/>
-                <w:sz w:val="19"/>
-              </w:rPr>
-              <w:t>(</w:t>
-            </w:r>
-            <w:proofErr w:type="spellStart"/>
-            <w:r>
-              <w:rPr>
-                <w:spacing w:val="-2"/>
-                <w:sz w:val="19"/>
-              </w:rPr>
-              <w:t>isbn</w:t>
-            </w:r>
-            <w:proofErr w:type="spellEnd"/>
-            <w:r>
-              <w:rPr>
-                <w:spacing w:val="-2"/>
-                <w:sz w:val="19"/>
-              </w:rPr>
-              <w:t>)</w:t>
+              <w:t>return_book(isbn)</w:t>
             </w:r>
           </w:p>
         </w:tc>
@@ -22121,19 +21259,11 @@
                 <w:sz w:val="19"/>
               </w:rPr>
             </w:pPr>
-            <w:proofErr w:type="spellStart"/>
-            <w:r>
-              <w:rPr>
-                <w:sz w:val="19"/>
-              </w:rPr>
-              <w:t>isbn</w:t>
-            </w:r>
-            <w:proofErr w:type="spellEnd"/>
-            <w:r>
-              <w:rPr>
-                <w:sz w:val="19"/>
-              </w:rPr>
-              <w:t xml:space="preserve">: </w:t>
+            <w:r>
+              <w:rPr>
+                <w:sz w:val="19"/>
+              </w:rPr>
+              <w:t xml:space="preserve">isbn: </w:t>
             </w:r>
             <w:r>
               <w:rPr>
@@ -22226,14 +21356,12 @@
               </w:rPr>
               <w:t xml:space="preserve"> </w:t>
             </w:r>
-            <w:proofErr w:type="spellStart"/>
             <w:r>
               <w:rPr>
                 <w:sz w:val="19"/>
               </w:rPr>
               <w:t>borrowed_books</w:t>
             </w:r>
-            <w:proofErr w:type="spellEnd"/>
             <w:r>
               <w:rPr>
                 <w:spacing w:val="-1"/>
@@ -22283,37 +21411,12 @@
                 <w:sz w:val="19"/>
               </w:rPr>
             </w:pPr>
-            <w:proofErr w:type="spellStart"/>
             <w:r>
               <w:rPr>
                 <w:spacing w:val="-2"/>
                 <w:sz w:val="19"/>
               </w:rPr>
-              <w:t>to_</w:t>
-            </w:r>
-            <w:proofErr w:type="gramStart"/>
-            <w:r>
-              <w:rPr>
-                <w:spacing w:val="-2"/>
-                <w:sz w:val="19"/>
-              </w:rPr>
-              <w:t>dict</w:t>
-            </w:r>
-            <w:proofErr w:type="spellEnd"/>
-            <w:r>
-              <w:rPr>
-                <w:spacing w:val="-2"/>
-                <w:sz w:val="19"/>
-              </w:rPr>
-              <w:t>(</w:t>
-            </w:r>
-            <w:proofErr w:type="gramEnd"/>
-            <w:r>
-              <w:rPr>
-                <w:spacing w:val="-2"/>
-                <w:sz w:val="19"/>
-              </w:rPr>
-              <w:t>)</w:t>
+              <w:t>to_dict()</w:t>
             </w:r>
           </w:p>
         </w:tc>
@@ -22358,7 +21461,6 @@
                 <w:sz w:val="19"/>
               </w:rPr>
             </w:pPr>
-            <w:proofErr w:type="spellStart"/>
             <w:r>
               <w:rPr>
                 <w:spacing w:val="-4"/>
@@ -22366,7 +21468,6 @@
               </w:rPr>
               <w:t>dict</w:t>
             </w:r>
-            <w:proofErr w:type="spellEnd"/>
           </w:p>
         </w:tc>
         <w:tc>
@@ -22389,21 +21490,7 @@
               <w:rPr>
                 <w:sz w:val="19"/>
               </w:rPr>
-              <w:t xml:space="preserve">Returns all attributes as </w:t>
-            </w:r>
-            <w:proofErr w:type="spellStart"/>
-            <w:r>
-              <w:rPr>
-                <w:sz w:val="19"/>
-              </w:rPr>
-              <w:t>dict</w:t>
-            </w:r>
-            <w:proofErr w:type="spellEnd"/>
-            <w:r>
-              <w:rPr>
-                <w:sz w:val="19"/>
-              </w:rPr>
-              <w:t xml:space="preserve"> for JSON </w:t>
+              <w:t xml:space="preserve">Returns all attributes as dict for JSON </w:t>
             </w:r>
             <w:r>
               <w:rPr>
@@ -22443,7 +21530,6 @@
               </w:rPr>
               <w:t xml:space="preserve">  </w:t>
             </w:r>
-            <w:proofErr w:type="gramStart"/>
             <w:r>
               <w:rPr>
                 <w:sz w:val="19"/>
@@ -22463,15 +21549,7 @@
                 <w:spacing w:val="-5"/>
                 <w:sz w:val="19"/>
               </w:rPr>
-              <w:t>(</w:t>
-            </w:r>
-            <w:proofErr w:type="gramEnd"/>
-            <w:r>
-              <w:rPr>
-                <w:spacing w:val="-5"/>
-                <w:sz w:val="19"/>
-              </w:rPr>
-              <w:t>)</w:t>
+              <w:t>()</w:t>
             </w:r>
           </w:p>
         </w:tc>
@@ -22671,15 +21749,12 @@
               </w:rPr>
               <w:t xml:space="preserve">  </w:t>
             </w:r>
-            <w:proofErr w:type="spellStart"/>
-            <w:proofErr w:type="gramStart"/>
             <w:r>
               <w:rPr>
                 <w:sz w:val="19"/>
               </w:rPr>
               <w:t>repr</w:t>
             </w:r>
-            <w:proofErr w:type="spellEnd"/>
             <w:r>
               <w:rPr>
                 <w:spacing w:val="48"/>
@@ -22693,21 +21768,61 @@
                 <w:spacing w:val="-5"/>
                 <w:sz w:val="19"/>
               </w:rPr>
-              <w:t>(</w:t>
-            </w:r>
-            <w:proofErr w:type="gramEnd"/>
+              <w:t>()</w:t>
+            </w:r>
+          </w:p>
+        </w:tc>
+        <w:tc>
+          <w:tcPr>
+            <w:tcW w:w="1985" w:type="dxa"/>
+            <w:tcBorders>
+              <w:top w:val="nil"/>
+            </w:tcBorders>
+          </w:tcPr>
+          <w:p>
+            <w:pPr>
+              <w:pStyle w:val="TableParagraph"/>
+              <w:ind w:left="139"/>
+              <w:rPr>
+                <w:sz w:val="19"/>
+              </w:rPr>
+            </w:pPr>
+            <w:r>
+              <w:rPr>
+                <w:spacing w:val="-4"/>
+                <w:sz w:val="19"/>
+              </w:rPr>
+              <w:t>None</w:t>
+            </w:r>
+          </w:p>
+        </w:tc>
+        <w:tc>
+          <w:tcPr>
+            <w:tcW w:w="1135" w:type="dxa"/>
+            <w:tcBorders>
+              <w:top w:val="nil"/>
+            </w:tcBorders>
+          </w:tcPr>
+          <w:p>
+            <w:pPr>
+              <w:pStyle w:val="TableParagraph"/>
+              <w:ind w:left="138"/>
+              <w:rPr>
+                <w:sz w:val="19"/>
+              </w:rPr>
+            </w:pPr>
             <w:r>
               <w:rPr>
                 <w:spacing w:val="-5"/>
                 <w:sz w:val="19"/>
               </w:rPr>
-              <w:t>)</w:t>
-            </w:r>
-          </w:p>
-        </w:tc>
-        <w:tc>
-          <w:tcPr>
-            <w:tcW w:w="1985" w:type="dxa"/>
+              <w:t>str</w:t>
+            </w:r>
+          </w:p>
+        </w:tc>
+        <w:tc>
+          <w:tcPr>
+            <w:tcW w:w="3970" w:type="dxa"/>
             <w:tcBorders>
               <w:top w:val="nil"/>
             </w:tcBorders>
@@ -22715,54 +21830,6 @@
           <w:p>
             <w:pPr>
               <w:pStyle w:val="TableParagraph"/>
-              <w:ind w:left="139"/>
-              <w:rPr>
-                <w:sz w:val="19"/>
-              </w:rPr>
-            </w:pPr>
-            <w:r>
-              <w:rPr>
-                <w:spacing w:val="-4"/>
-                <w:sz w:val="19"/>
-              </w:rPr>
-              <w:t>None</w:t>
-            </w:r>
-          </w:p>
-        </w:tc>
-        <w:tc>
-          <w:tcPr>
-            <w:tcW w:w="1135" w:type="dxa"/>
-            <w:tcBorders>
-              <w:top w:val="nil"/>
-            </w:tcBorders>
-          </w:tcPr>
-          <w:p>
-            <w:pPr>
-              <w:pStyle w:val="TableParagraph"/>
-              <w:ind w:left="138"/>
-              <w:rPr>
-                <w:sz w:val="19"/>
-              </w:rPr>
-            </w:pPr>
-            <w:r>
-              <w:rPr>
-                <w:spacing w:val="-5"/>
-                <w:sz w:val="19"/>
-              </w:rPr>
-              <w:t>str</w:t>
-            </w:r>
-          </w:p>
-        </w:tc>
-        <w:tc>
-          <w:tcPr>
-            <w:tcW w:w="3970" w:type="dxa"/>
-            <w:tcBorders>
-              <w:top w:val="nil"/>
-            </w:tcBorders>
-          </w:tcPr>
-          <w:p>
-            <w:pPr>
-              <w:pStyle w:val="TableParagraph"/>
               <w:ind w:left="137"/>
               <w:rPr>
                 <w:sz w:val="19"/>
@@ -22772,51 +21839,14 @@
               <w:rPr>
                 <w:sz w:val="19"/>
               </w:rPr>
-              <w:t xml:space="preserve">Dev </w:t>
-            </w:r>
-            <w:proofErr w:type="spellStart"/>
-            <w:r>
-              <w:rPr>
-                <w:sz w:val="19"/>
-              </w:rPr>
-              <w:t>repr</w:t>
-            </w:r>
-            <w:proofErr w:type="spellEnd"/>
-            <w:r>
-              <w:rPr>
-                <w:sz w:val="19"/>
-              </w:rPr>
-              <w:t>: '</w:t>
-            </w:r>
-            <w:proofErr w:type="gramStart"/>
-            <w:r>
-              <w:rPr>
-                <w:sz w:val="19"/>
-              </w:rPr>
-              <w:t>User(</w:t>
-            </w:r>
-            <w:proofErr w:type="gramEnd"/>
-            <w:r>
-              <w:rPr>
-                <w:sz w:val="19"/>
-              </w:rPr>
-              <w:t xml:space="preserve">name=..., </w:t>
-            </w:r>
-            <w:proofErr w:type="spellStart"/>
+              <w:t xml:space="preserve">Dev repr: 'User(name=..., </w:t>
+            </w:r>
             <w:r>
               <w:rPr>
                 <w:spacing w:val="-2"/>
                 <w:sz w:val="19"/>
               </w:rPr>
-              <w:t>user_id</w:t>
-            </w:r>
-            <w:proofErr w:type="spellEnd"/>
-            <w:r>
-              <w:rPr>
-                <w:spacing w:val="-2"/>
-                <w:sz w:val="19"/>
-              </w:rPr>
-              <w:t>=...)'</w:t>
+              <w:t>user_id=...)'</w:t>
             </w:r>
           </w:p>
         </w:tc>
@@ -23041,33 +22071,11 @@
                 <w:sz w:val="19"/>
               </w:rPr>
             </w:pPr>
-            <w:proofErr w:type="spellStart"/>
-            <w:r>
-              <w:rPr>
-                <w:sz w:val="19"/>
-              </w:rPr>
-              <w:t>search_by_</w:t>
-            </w:r>
-            <w:proofErr w:type="gramStart"/>
-            <w:r>
-              <w:rPr>
-                <w:sz w:val="19"/>
-              </w:rPr>
-              <w:t>title</w:t>
-            </w:r>
-            <w:proofErr w:type="spellEnd"/>
-            <w:r>
-              <w:rPr>
-                <w:sz w:val="19"/>
-              </w:rPr>
-              <w:t>(</w:t>
-            </w:r>
-            <w:proofErr w:type="gramEnd"/>
-            <w:r>
-              <w:rPr>
-                <w:sz w:val="19"/>
-              </w:rPr>
-              <w:t xml:space="preserve">library, </w:t>
+            <w:r>
+              <w:rPr>
+                <w:sz w:val="19"/>
+              </w:rPr>
+              <w:t xml:space="preserve">search_by_title(library, </w:t>
             </w:r>
             <w:r>
               <w:rPr>
@@ -23191,37 +22199,12 @@
                 <w:sz w:val="19"/>
               </w:rPr>
             </w:pPr>
-            <w:proofErr w:type="spellStart"/>
             <w:r>
               <w:rPr>
                 <w:spacing w:val="-2"/>
                 <w:sz w:val="19"/>
               </w:rPr>
-              <w:t>search_by_</w:t>
-            </w:r>
-            <w:proofErr w:type="gramStart"/>
-            <w:r>
-              <w:rPr>
-                <w:spacing w:val="-2"/>
-                <w:sz w:val="19"/>
-              </w:rPr>
-              <w:t>author</w:t>
-            </w:r>
-            <w:proofErr w:type="spellEnd"/>
-            <w:r>
-              <w:rPr>
-                <w:spacing w:val="-2"/>
-                <w:sz w:val="19"/>
-              </w:rPr>
-              <w:t>(</w:t>
-            </w:r>
-            <w:proofErr w:type="gramEnd"/>
-            <w:r>
-              <w:rPr>
-                <w:spacing w:val="-2"/>
-                <w:sz w:val="19"/>
-              </w:rPr>
-              <w:t>library, author)</w:t>
+              <w:t>search_by_author(library, author)</w:t>
             </w:r>
           </w:p>
         </w:tc>
@@ -23368,49 +22351,18 @@
                 <w:sz w:val="19"/>
               </w:rPr>
             </w:pPr>
-            <w:proofErr w:type="spellStart"/>
-            <w:r>
-              <w:rPr>
-                <w:sz w:val="19"/>
-              </w:rPr>
-              <w:t>search_by_</w:t>
-            </w:r>
-            <w:proofErr w:type="gramStart"/>
-            <w:r>
-              <w:rPr>
-                <w:sz w:val="19"/>
-              </w:rPr>
-              <w:t>isbn</w:t>
-            </w:r>
-            <w:proofErr w:type="spellEnd"/>
-            <w:r>
-              <w:rPr>
-                <w:sz w:val="19"/>
-              </w:rPr>
-              <w:t>(</w:t>
-            </w:r>
-            <w:proofErr w:type="gramEnd"/>
-            <w:r>
-              <w:rPr>
-                <w:sz w:val="19"/>
-              </w:rPr>
-              <w:t xml:space="preserve">library, </w:t>
-            </w:r>
-            <w:proofErr w:type="spellStart"/>
+            <w:r>
+              <w:rPr>
+                <w:sz w:val="19"/>
+              </w:rPr>
+              <w:t xml:space="preserve">search_by_isbn(library, </w:t>
+            </w:r>
             <w:r>
               <w:rPr>
                 <w:spacing w:val="-2"/>
                 <w:sz w:val="19"/>
               </w:rPr>
-              <w:t>isbn</w:t>
-            </w:r>
-            <w:proofErr w:type="spellEnd"/>
-            <w:r>
-              <w:rPr>
-                <w:spacing w:val="-2"/>
-                <w:sz w:val="19"/>
-              </w:rPr>
-              <w:t>)</w:t>
+              <w:t>isbn)</w:t>
             </w:r>
           </w:p>
         </w:tc>
@@ -23461,7 +22413,6 @@
                 <w:sz w:val="19"/>
               </w:rPr>
             </w:pPr>
-            <w:proofErr w:type="spellStart"/>
             <w:r>
               <w:rPr>
                 <w:spacing w:val="-2"/>
@@ -23469,7 +22420,6 @@
               </w:rPr>
               <w:t>dict|None</w:t>
             </w:r>
-            <w:proofErr w:type="spellEnd"/>
           </w:p>
         </w:tc>
         <w:tc>
@@ -23583,49 +22533,18 @@
                 <w:sz w:val="19"/>
               </w:rPr>
             </w:pPr>
-            <w:proofErr w:type="spellStart"/>
-            <w:r>
-              <w:rPr>
-                <w:sz w:val="19"/>
-              </w:rPr>
-              <w:t>delete_</w:t>
-            </w:r>
-            <w:proofErr w:type="gramStart"/>
-            <w:r>
-              <w:rPr>
-                <w:sz w:val="19"/>
-              </w:rPr>
-              <w:t>book</w:t>
-            </w:r>
-            <w:proofErr w:type="spellEnd"/>
-            <w:r>
-              <w:rPr>
-                <w:sz w:val="19"/>
-              </w:rPr>
-              <w:t>(</w:t>
-            </w:r>
-            <w:proofErr w:type="gramEnd"/>
-            <w:r>
-              <w:rPr>
-                <w:sz w:val="19"/>
-              </w:rPr>
-              <w:t xml:space="preserve">library, </w:t>
-            </w:r>
-            <w:proofErr w:type="spellStart"/>
+            <w:r>
+              <w:rPr>
+                <w:sz w:val="19"/>
+              </w:rPr>
+              <w:t xml:space="preserve">delete_book(library, </w:t>
+            </w:r>
             <w:r>
               <w:rPr>
                 <w:spacing w:val="-2"/>
                 <w:sz w:val="19"/>
               </w:rPr>
-              <w:t>isbn</w:t>
-            </w:r>
-            <w:proofErr w:type="spellEnd"/>
-            <w:r>
-              <w:rPr>
-                <w:spacing w:val="-2"/>
-                <w:sz w:val="19"/>
-              </w:rPr>
-              <w:t>)</w:t>
+              <w:t>isbn)</w:t>
             </w:r>
           </w:p>
         </w:tc>
@@ -23779,21 +22698,12 @@
                 <w:sz w:val="19"/>
               </w:rPr>
             </w:pPr>
-            <w:proofErr w:type="spellStart"/>
             <w:r>
               <w:rPr>
                 <w:spacing w:val="-2"/>
                 <w:sz w:val="19"/>
               </w:rPr>
-              <w:t>get_available_books</w:t>
-            </w:r>
-            <w:proofErr w:type="spellEnd"/>
-            <w:r>
-              <w:rPr>
-                <w:spacing w:val="-2"/>
-                <w:sz w:val="19"/>
-              </w:rPr>
-              <w:t>(library)</w:t>
+              <w:t>get_available_books(library)</w:t>
             </w:r>
           </w:p>
         </w:tc>
@@ -23965,21 +22875,12 @@
                 <w:sz w:val="19"/>
               </w:rPr>
             </w:pPr>
-            <w:proofErr w:type="spellStart"/>
             <w:r>
               <w:rPr>
                 <w:spacing w:val="-2"/>
                 <w:sz w:val="19"/>
               </w:rPr>
-              <w:t>get_borrowed_books</w:t>
-            </w:r>
-            <w:proofErr w:type="spellEnd"/>
-            <w:r>
-              <w:rPr>
-                <w:spacing w:val="-2"/>
-                <w:sz w:val="19"/>
-              </w:rPr>
-              <w:t>(library)</w:t>
+              <w:t>get_borrowed_books(library)</w:t>
             </w:r>
           </w:p>
         </w:tc>
@@ -24152,33 +23053,11 @@
                 <w:sz w:val="19"/>
               </w:rPr>
             </w:pPr>
-            <w:proofErr w:type="spellStart"/>
-            <w:r>
-              <w:rPr>
-                <w:sz w:val="19"/>
-              </w:rPr>
-              <w:t>get_</w:t>
-            </w:r>
-            <w:proofErr w:type="gramStart"/>
-            <w:r>
-              <w:rPr>
-                <w:sz w:val="19"/>
-              </w:rPr>
-              <w:t>stats</w:t>
-            </w:r>
-            <w:proofErr w:type="spellEnd"/>
-            <w:r>
-              <w:rPr>
-                <w:sz w:val="19"/>
-              </w:rPr>
-              <w:t>(</w:t>
-            </w:r>
-            <w:proofErr w:type="gramEnd"/>
-            <w:r>
-              <w:rPr>
-                <w:sz w:val="19"/>
-              </w:rPr>
-              <w:t xml:space="preserve">library, </w:t>
+            <w:r>
+              <w:rPr>
+                <w:sz w:val="19"/>
+              </w:rPr>
+              <w:t xml:space="preserve">get_stats(library, </w:t>
             </w:r>
             <w:r>
               <w:rPr>
@@ -24234,7 +23113,6 @@
                 <w:sz w:val="19"/>
               </w:rPr>
             </w:pPr>
-            <w:proofErr w:type="spellStart"/>
             <w:r>
               <w:rPr>
                 <w:spacing w:val="-4"/>
@@ -24242,7 +23120,6 @@
               </w:rPr>
               <w:t>dict</w:t>
             </w:r>
-            <w:proofErr w:type="spellEnd"/>
           </w:p>
         </w:tc>
         <w:tc>
@@ -24306,7 +23183,6 @@
               </w:rPr>
               <w:t xml:space="preserve">borrowed, </w:t>
             </w:r>
-            <w:proofErr w:type="spellStart"/>
             <w:r>
               <w:rPr>
                 <w:spacing w:val="-2"/>
@@ -24314,7 +23190,6 @@
               </w:rPr>
               <w:t>utilization_pct</w:t>
             </w:r>
-            <w:proofErr w:type="spellEnd"/>
           </w:p>
         </w:tc>
       </w:tr>
@@ -25075,17 +23950,8 @@
                 <w:spacing w:val="-2"/>
                 <w:sz w:val="19"/>
               </w:rPr>
-              <w:t>/</w:t>
-            </w:r>
-            <w:proofErr w:type="gramStart"/>
-            <w:r>
-              <w:rPr>
-                <w:spacing w:val="-2"/>
-                <w:sz w:val="19"/>
-              </w:rPr>
-              <w:t>books</w:t>
-            </w:r>
-            <w:proofErr w:type="gramEnd"/>
+              <w:t>/books</w:t>
+            </w:r>
           </w:p>
         </w:tc>
         <w:tc>
@@ -26124,17 +24990,8 @@
                 <w:spacing w:val="-2"/>
                 <w:sz w:val="19"/>
               </w:rPr>
-              <w:t>/</w:t>
-            </w:r>
-            <w:proofErr w:type="gramStart"/>
-            <w:r>
-              <w:rPr>
-                <w:spacing w:val="-2"/>
-                <w:sz w:val="19"/>
-              </w:rPr>
-              <w:t>users</w:t>
-            </w:r>
-            <w:proofErr w:type="gramEnd"/>
+              <w:t>/users</w:t>
+            </w:r>
           </w:p>
         </w:tc>
         <w:tc>
@@ -26371,21 +25228,7 @@
               <w:rPr>
                 <w:sz w:val="19"/>
               </w:rPr>
-              <w:t xml:space="preserve">with </w:t>
-            </w:r>
-            <w:proofErr w:type="spellStart"/>
-            <w:r>
-              <w:rPr>
-                <w:sz w:val="19"/>
-              </w:rPr>
-              <w:t>existing_ids</w:t>
-            </w:r>
-            <w:proofErr w:type="spellEnd"/>
-            <w:r>
-              <w:rPr>
-                <w:sz w:val="19"/>
-              </w:rPr>
-              <w:t xml:space="preserve"> for duplicate checking.</w:t>
+              <w:t>with existing_ids for duplicate checking.</w:t>
             </w:r>
           </w:p>
         </w:tc>
@@ -26535,19 +25378,11 @@
               </w:rPr>
               <w:t xml:space="preserve"> </w:t>
             </w:r>
-            <w:proofErr w:type="spellStart"/>
-            <w:r>
-              <w:rPr>
-                <w:sz w:val="19"/>
-              </w:rPr>
-              <w:t>user_id</w:t>
-            </w:r>
-            <w:proofErr w:type="spellEnd"/>
-            <w:r>
-              <w:rPr>
-                <w:sz w:val="19"/>
-              </w:rPr>
-              <w:t>, saves member, redirects.</w:t>
+            <w:r>
+              <w:rPr>
+                <w:sz w:val="19"/>
+              </w:rPr>
+              <w:t>user_id, saves member, redirects.</w:t>
             </w:r>
           </w:p>
         </w:tc>
@@ -26955,17 +25790,8 @@
                 <w:spacing w:val="-2"/>
                 <w:sz w:val="19"/>
               </w:rPr>
-              <w:t>/</w:t>
-            </w:r>
-            <w:proofErr w:type="gramStart"/>
-            <w:r>
-              <w:rPr>
-                <w:spacing w:val="-2"/>
-                <w:sz w:val="19"/>
-              </w:rPr>
-              <w:t>borrow</w:t>
-            </w:r>
-            <w:proofErr w:type="gramEnd"/>
+              <w:t>/borrow</w:t>
+            </w:r>
           </w:p>
         </w:tc>
         <w:tc>
@@ -27158,22 +25984,61 @@
                 <w:spacing w:val="-2"/>
                 <w:sz w:val="19"/>
               </w:rPr>
-              <w:t>/</w:t>
-            </w:r>
-            <w:proofErr w:type="gramStart"/>
+              <w:t>/borrow</w:t>
+            </w:r>
+          </w:p>
+        </w:tc>
+        <w:tc>
+          <w:tcPr>
+            <w:tcW w:w="1134" w:type="dxa"/>
+            <w:tcBorders>
+              <w:top w:val="nil"/>
+            </w:tcBorders>
+            <w:shd w:val="clear" w:color="auto" w:fill="F2F2F2"/>
+          </w:tcPr>
+          <w:p>
+            <w:pPr>
+              <w:pStyle w:val="TableParagraph"/>
+              <w:rPr>
+                <w:sz w:val="19"/>
+              </w:rPr>
+            </w:pPr>
+            <w:r>
+              <w:rPr>
+                <w:spacing w:val="-4"/>
+                <w:sz w:val="19"/>
+              </w:rPr>
+              <w:t>POST</w:t>
+            </w:r>
+          </w:p>
+        </w:tc>
+        <w:tc>
+          <w:tcPr>
+            <w:tcW w:w="1984" w:type="dxa"/>
+            <w:tcBorders>
+              <w:top w:val="nil"/>
+            </w:tcBorders>
+            <w:shd w:val="clear" w:color="auto" w:fill="F2F2F2"/>
+          </w:tcPr>
+          <w:p>
+            <w:pPr>
+              <w:pStyle w:val="TableParagraph"/>
+              <w:rPr>
+                <w:sz w:val="19"/>
+              </w:rPr>
+            </w:pPr>
             <w:r>
               <w:rPr>
                 <w:spacing w:val="-2"/>
                 <w:sz w:val="19"/>
               </w:rPr>
-              <w:t>borrow</w:t>
-            </w:r>
-            <w:proofErr w:type="gramEnd"/>
-          </w:p>
-        </w:tc>
-        <w:tc>
-          <w:tcPr>
-            <w:tcW w:w="1134" w:type="dxa"/>
+              <w:t>Redirect</w:t>
+            </w:r>
+          </w:p>
+        </w:tc>
+        <w:tc>
+          <w:tcPr>
+            <w:tcW w:w="4819" w:type="dxa"/>
             <w:tcBorders>
               <w:top w:val="nil"/>
             </w:tcBorders>
@@ -27182,54 +26047,6 @@
           <w:p>
             <w:pPr>
               <w:pStyle w:val="TableParagraph"/>
-              <w:rPr>
-                <w:sz w:val="19"/>
-              </w:rPr>
-            </w:pPr>
-            <w:r>
-              <w:rPr>
-                <w:spacing w:val="-4"/>
-                <w:sz w:val="19"/>
-              </w:rPr>
-              <w:t>POST</w:t>
-            </w:r>
-          </w:p>
-        </w:tc>
-        <w:tc>
-          <w:tcPr>
-            <w:tcW w:w="1984" w:type="dxa"/>
-            <w:tcBorders>
-              <w:top w:val="nil"/>
-            </w:tcBorders>
-            <w:shd w:val="clear" w:color="auto" w:fill="F2F2F2"/>
-          </w:tcPr>
-          <w:p>
-            <w:pPr>
-              <w:pStyle w:val="TableParagraph"/>
-              <w:rPr>
-                <w:sz w:val="19"/>
-              </w:rPr>
-            </w:pPr>
-            <w:r>
-              <w:rPr>
-                <w:spacing w:val="-2"/>
-                <w:sz w:val="19"/>
-              </w:rPr>
-              <w:t>Redirect</w:t>
-            </w:r>
-          </w:p>
-        </w:tc>
-        <w:tc>
-          <w:tcPr>
-            <w:tcW w:w="4819" w:type="dxa"/>
-            <w:tcBorders>
-              <w:top w:val="nil"/>
-            </w:tcBorders>
-            <w:shd w:val="clear" w:color="auto" w:fill="F2F2F2"/>
-          </w:tcPr>
-          <w:p>
-            <w:pPr>
-              <w:pStyle w:val="TableParagraph"/>
               <w:spacing w:line="285" w:lineRule="auto"/>
               <w:rPr>
                 <w:sz w:val="19"/>
@@ -27274,19 +26091,11 @@
               </w:rPr>
               <w:t xml:space="preserve"> </w:t>
             </w:r>
-            <w:proofErr w:type="spellStart"/>
-            <w:r>
-              <w:rPr>
-                <w:sz w:val="19"/>
-              </w:rPr>
-              <w:t>isbn</w:t>
-            </w:r>
-            <w:proofErr w:type="spellEnd"/>
-            <w:r>
-              <w:rPr>
-                <w:sz w:val="19"/>
-              </w:rPr>
-              <w:t>,</w:t>
+            <w:r>
+              <w:rPr>
+                <w:sz w:val="19"/>
+              </w:rPr>
+              <w:t>isbn,</w:t>
             </w:r>
             <w:r>
               <w:rPr>
@@ -27295,19 +26104,11 @@
               </w:rPr>
               <w:t xml:space="preserve"> </w:t>
             </w:r>
-            <w:proofErr w:type="spellStart"/>
-            <w:r>
-              <w:rPr>
-                <w:sz w:val="19"/>
-              </w:rPr>
-              <w:t>user_id</w:t>
-            </w:r>
-            <w:proofErr w:type="spellEnd"/>
-            <w:r>
-              <w:rPr>
-                <w:sz w:val="19"/>
-              </w:rPr>
-              <w:t>.</w:t>
+            <w:r>
+              <w:rPr>
+                <w:sz w:val="19"/>
+              </w:rPr>
+              <w:t>user_id.</w:t>
             </w:r>
             <w:r>
               <w:rPr>
@@ -27545,17 +26346,8 @@
                 <w:spacing w:val="-2"/>
                 <w:sz w:val="19"/>
               </w:rPr>
-              <w:t>/</w:t>
-            </w:r>
-            <w:proofErr w:type="gramStart"/>
-            <w:r>
-              <w:rPr>
-                <w:spacing w:val="-2"/>
-                <w:sz w:val="19"/>
-              </w:rPr>
-              <w:t>search</w:t>
-            </w:r>
-            <w:proofErr w:type="gramEnd"/>
+              <w:t>/search</w:t>
+            </w:r>
           </w:p>
         </w:tc>
         <w:tc>
@@ -27736,22 +26528,61 @@
                 <w:spacing w:val="-2"/>
                 <w:sz w:val="19"/>
               </w:rPr>
-              <w:t>/</w:t>
-            </w:r>
-            <w:proofErr w:type="gramStart"/>
+              <w:t>/activity</w:t>
+            </w:r>
+          </w:p>
+        </w:tc>
+        <w:tc>
+          <w:tcPr>
+            <w:tcW w:w="1134" w:type="dxa"/>
+            <w:tcBorders>
+              <w:top w:val="nil"/>
+            </w:tcBorders>
+            <w:shd w:val="clear" w:color="auto" w:fill="F2F2F2"/>
+          </w:tcPr>
+          <w:p>
+            <w:pPr>
+              <w:pStyle w:val="TableParagraph"/>
+              <w:rPr>
+                <w:sz w:val="19"/>
+              </w:rPr>
+            </w:pPr>
+            <w:r>
+              <w:rPr>
+                <w:spacing w:val="-5"/>
+                <w:sz w:val="19"/>
+              </w:rPr>
+              <w:t>GET</w:t>
+            </w:r>
+          </w:p>
+        </w:tc>
+        <w:tc>
+          <w:tcPr>
+            <w:tcW w:w="1984" w:type="dxa"/>
+            <w:tcBorders>
+              <w:top w:val="nil"/>
+            </w:tcBorders>
+            <w:shd w:val="clear" w:color="auto" w:fill="F2F2F2"/>
+          </w:tcPr>
+          <w:p>
+            <w:pPr>
+              <w:pStyle w:val="TableParagraph"/>
+              <w:rPr>
+                <w:sz w:val="19"/>
+              </w:rPr>
+            </w:pPr>
             <w:r>
               <w:rPr>
                 <w:spacing w:val="-2"/>
                 <w:sz w:val="19"/>
               </w:rPr>
-              <w:t>activity</w:t>
-            </w:r>
-            <w:proofErr w:type="gramEnd"/>
-          </w:p>
-        </w:tc>
-        <w:tc>
-          <w:tcPr>
-            <w:tcW w:w="1134" w:type="dxa"/>
+              <w:t>activity.html</w:t>
+            </w:r>
+          </w:p>
+        </w:tc>
+        <w:tc>
+          <w:tcPr>
+            <w:tcW w:w="4819" w:type="dxa"/>
             <w:tcBorders>
               <w:top w:val="nil"/>
             </w:tcBorders>
@@ -27766,75 +26597,16 @@
             </w:pPr>
             <w:r>
               <w:rPr>
-                <w:spacing w:val="-5"/>
-                <w:sz w:val="19"/>
-              </w:rPr>
-              <w:t>GET</w:t>
-            </w:r>
-          </w:p>
-        </w:tc>
-        <w:tc>
-          <w:tcPr>
-            <w:tcW w:w="1984" w:type="dxa"/>
-            <w:tcBorders>
-              <w:top w:val="nil"/>
-            </w:tcBorders>
-            <w:shd w:val="clear" w:color="auto" w:fill="F2F2F2"/>
-          </w:tcPr>
-          <w:p>
-            <w:pPr>
-              <w:pStyle w:val="TableParagraph"/>
-              <w:rPr>
-                <w:sz w:val="19"/>
-              </w:rPr>
-            </w:pPr>
+                <w:sz w:val="19"/>
+              </w:rPr>
+              <w:t xml:space="preserve">Loads and renders the full activity log from </w:t>
+            </w:r>
             <w:r>
               <w:rPr>
                 <w:spacing w:val="-2"/>
                 <w:sz w:val="19"/>
               </w:rPr>
-              <w:t>activity.html</w:t>
-            </w:r>
-          </w:p>
-        </w:tc>
-        <w:tc>
-          <w:tcPr>
-            <w:tcW w:w="4819" w:type="dxa"/>
-            <w:tcBorders>
-              <w:top w:val="nil"/>
-            </w:tcBorders>
-            <w:shd w:val="clear" w:color="auto" w:fill="F2F2F2"/>
-          </w:tcPr>
-          <w:p>
-            <w:pPr>
-              <w:pStyle w:val="TableParagraph"/>
-              <w:rPr>
-                <w:sz w:val="19"/>
-              </w:rPr>
-            </w:pPr>
-            <w:r>
-              <w:rPr>
-                <w:sz w:val="19"/>
-              </w:rPr>
-              <w:t xml:space="preserve">Loads and renders the full activity log from </w:t>
-            </w:r>
-            <w:proofErr w:type="spellStart"/>
-            <w:proofErr w:type="gramStart"/>
-            <w:r>
-              <w:rPr>
-                <w:spacing w:val="-2"/>
-                <w:sz w:val="19"/>
-              </w:rPr>
-              <w:t>activity.json</w:t>
-            </w:r>
-            <w:proofErr w:type="spellEnd"/>
-            <w:proofErr w:type="gramEnd"/>
-            <w:r>
-              <w:rPr>
-                <w:spacing w:val="-2"/>
-                <w:sz w:val="19"/>
-              </w:rPr>
-              <w:t>.</w:t>
+              <w:t>activity.json.</w:t>
             </w:r>
           </w:p>
         </w:tc>
@@ -28045,17 +26817,8 @@
                 <w:spacing w:val="-2"/>
                 <w:sz w:val="19"/>
               </w:rPr>
-              <w:t>/</w:t>
-            </w:r>
-            <w:proofErr w:type="gramStart"/>
-            <w:r>
-              <w:rPr>
-                <w:spacing w:val="-2"/>
-                <w:sz w:val="19"/>
-              </w:rPr>
-              <w:t>stats</w:t>
-            </w:r>
-            <w:proofErr w:type="gramEnd"/>
+              <w:t>/stats</w:t>
+            </w:r>
           </w:p>
         </w:tc>
         <w:tc>
@@ -29407,21 +28170,7 @@
         <w:rPr>
           <w:spacing w:val="-2"/>
         </w:rPr>
-        <w:t>(</w:t>
-      </w:r>
-      <w:proofErr w:type="spellStart"/>
-      <w:r>
-        <w:rPr>
-          <w:spacing w:val="-2"/>
-        </w:rPr>
-        <w:t>textarea</w:t>
-      </w:r>
-      <w:proofErr w:type="spellEnd"/>
-      <w:r>
-        <w:rPr>
-          <w:spacing w:val="-2"/>
-        </w:rPr>
-        <w:t>)</w:t>
+        <w:t>(textarea)</w:t>
       </w:r>
     </w:p>
     <w:p>
@@ -29644,10 +28393,7 @@
       </w:pPr>
       <w:r>
         <w:lastRenderedPageBreak/>
-        <w:t xml:space="preserve">          </w:t>
-      </w:r>
-      <w:r>
-        <w:t xml:space="preserve">Shows all information about a single book and its complete borrowing </w:t>
+        <w:t xml:space="preserve">          Shows all information about a single book and its complete borrowing </w:t>
       </w:r>
       <w:r>
         <w:rPr>
@@ -30429,19 +29175,11 @@
       <w:r>
         <w:t xml:space="preserve">The operational core of Libris. Issues books and records </w:t>
       </w:r>
-      <w:proofErr w:type="gramStart"/>
       <w:r>
         <w:rPr>
           <w:spacing w:val="-2"/>
         </w:rPr>
-        <w:t>returns</w:t>
-      </w:r>
-      <w:proofErr w:type="gramEnd"/>
-      <w:r>
-        <w:rPr>
-          <w:spacing w:val="-2"/>
-        </w:rPr>
-        <w:t>.</w:t>
+        <w:t>returns.</w:t>
       </w:r>
     </w:p>
     <w:p>
@@ -31064,15 +29802,7 @@
         <w:ind w:left="545"/>
       </w:pPr>
       <w:r>
-        <w:t xml:space="preserve">Chronological record of all </w:t>
-      </w:r>
-      <w:proofErr w:type="gramStart"/>
-      <w:r>
-        <w:t>borrow</w:t>
-      </w:r>
-      <w:proofErr w:type="gramEnd"/>
-      <w:r>
-        <w:t xml:space="preserve">, return, and addition </w:t>
+        <w:t xml:space="preserve">Chronological record of all borrow, return, and addition </w:t>
       </w:r>
       <w:r>
         <w:rPr>
@@ -31742,15 +30472,8 @@
         </w:tabs>
       </w:pPr>
       <w:bookmarkStart w:id="35" w:name="_TOC_250008"/>
-      <w:proofErr w:type="spellStart"/>
-      <w:proofErr w:type="gramStart"/>
-      <w:r>
-        <w:t>books.json</w:t>
-      </w:r>
-      <w:proofErr w:type="spellEnd"/>
-      <w:proofErr w:type="gramEnd"/>
-      <w:r>
-        <w:t xml:space="preserve"> </w:t>
+      <w:r>
+        <w:t xml:space="preserve">books.json </w:t>
       </w:r>
       <w:bookmarkEnd w:id="35"/>
       <w:r>
@@ -32257,7 +30980,6 @@
                 <w:sz w:val="19"/>
               </w:rPr>
             </w:pPr>
-            <w:proofErr w:type="spellStart"/>
             <w:r>
               <w:rPr>
                 <w:spacing w:val="-4"/>
@@ -32265,7 +30987,6 @@
               </w:rPr>
               <w:t>isbn</w:t>
             </w:r>
-            <w:proofErr w:type="spellEnd"/>
           </w:p>
         </w:tc>
         <w:tc>
@@ -32611,7 +31332,6 @@
                 <w:sz w:val="19"/>
               </w:rPr>
             </w:pPr>
-            <w:proofErr w:type="spellStart"/>
             <w:r>
               <w:rPr>
                 <w:spacing w:val="-2"/>
@@ -32619,7 +31339,6 @@
               </w:rPr>
               <w:t>boolean</w:t>
             </w:r>
-            <w:proofErr w:type="spellEnd"/>
           </w:p>
         </w:tc>
         <w:tc>
@@ -32696,7 +31415,6 @@
                 <w:sz w:val="19"/>
               </w:rPr>
             </w:pPr>
-            <w:proofErr w:type="spellStart"/>
             <w:r>
               <w:rPr>
                 <w:spacing w:val="-2"/>
@@ -32704,7 +31422,6 @@
               </w:rPr>
               <w:t>borrowed_by</w:t>
             </w:r>
-            <w:proofErr w:type="spellEnd"/>
           </w:p>
         </w:tc>
         <w:tc>
@@ -32873,7 +31590,6 @@
                               </w:rPr>
                               <w:t xml:space="preserve"> </w:t>
                             </w:r>
-                            <w:proofErr w:type="gramStart"/>
                             <w:r>
                               <w:rPr>
                                 <w:rFonts w:ascii="Courier New"/>
@@ -32897,16 +31613,7 @@
                                 <w:color w:val="000000"/>
                                 <w:sz w:val="18"/>
                               </w:rPr>
-                              <w:t>"</w:t>
-                            </w:r>
-                            <w:proofErr w:type="gramEnd"/>
-                            <w:r>
-                              <w:rPr>
-                                <w:rFonts w:ascii="Courier New"/>
-                                <w:color w:val="000000"/>
-                                <w:sz w:val="18"/>
-                              </w:rPr>
-                              <w:t>title":</w:t>
+                              <w:t>"title":</w:t>
                             </w:r>
                             <w:r>
                               <w:rPr>
@@ -33042,25 +31749,7 @@
                                 <w:color w:val="000000"/>
                                 <w:sz w:val="18"/>
                               </w:rPr>
-                              <w:t>"year": "1925", "</w:t>
-                            </w:r>
-                            <w:proofErr w:type="spellStart"/>
-                            <w:r>
-                              <w:rPr>
-                                <w:rFonts w:ascii="Courier New"/>
-                                <w:color w:val="000000"/>
-                                <w:sz w:val="18"/>
-                              </w:rPr>
-                              <w:t>isbn</w:t>
-                            </w:r>
-                            <w:proofErr w:type="spellEnd"/>
-                            <w:r>
-                              <w:rPr>
-                                <w:rFonts w:ascii="Courier New"/>
-                                <w:color w:val="000000"/>
-                                <w:sz w:val="18"/>
-                              </w:rPr>
-                              <w:t>": "9780743273565", "genre": "Fiction", "description": "A story</w:t>
+                              <w:t>"year": "1925", "isbn": "9780743273565", "genre": "Fiction", "description": "A story</w:t>
                             </w:r>
                             <w:r>
                               <w:rPr>
@@ -33179,25 +31868,7 @@
                                 <w:color w:val="000000"/>
                                 <w:sz w:val="18"/>
                               </w:rPr>
-                              <w:t>"</w:t>
-                            </w:r>
-                            <w:proofErr w:type="spellStart"/>
-                            <w:r>
-                              <w:rPr>
-                                <w:rFonts w:ascii="Courier New"/>
-                                <w:color w:val="000000"/>
-                                <w:sz w:val="18"/>
-                              </w:rPr>
-                              <w:t>borrowed_by</w:t>
-                            </w:r>
-                            <w:proofErr w:type="spellEnd"/>
-                            <w:r>
-                              <w:rPr>
-                                <w:rFonts w:ascii="Courier New"/>
-                                <w:color w:val="000000"/>
-                                <w:sz w:val="18"/>
-                              </w:rPr>
-                              <w:t>":</w:t>
+                              <w:t>"borrowed_by":</w:t>
                             </w:r>
                             <w:r>
                               <w:rPr>
@@ -33232,25 +31903,7 @@
                                 <w:color w:val="000000"/>
                                 <w:sz w:val="18"/>
                               </w:rPr>
-                              <w:t>Johnson</w:t>
-                            </w:r>
-                            <w:proofErr w:type="gramStart"/>
-                            <w:r>
-                              <w:rPr>
-                                <w:rFonts w:ascii="Courier New"/>
-                                <w:color w:val="000000"/>
-                                <w:sz w:val="18"/>
-                              </w:rPr>
-                              <w:t>" }</w:t>
-                            </w:r>
-                            <w:proofErr w:type="gramEnd"/>
-                            <w:r>
-                              <w:rPr>
-                                <w:rFonts w:ascii="Courier New"/>
-                                <w:color w:val="000000"/>
-                                <w:sz w:val="18"/>
-                              </w:rPr>
-                              <w:t xml:space="preserve"> </w:t>
+                              <w:t xml:space="preserve">Johnson" } </w:t>
                             </w:r>
                             <w:r>
                               <w:rPr>
@@ -33725,15 +32378,8 @@
         </w:tabs>
       </w:pPr>
       <w:bookmarkStart w:id="36" w:name="_TOC_250007"/>
-      <w:proofErr w:type="spellStart"/>
-      <w:proofErr w:type="gramStart"/>
-      <w:r>
-        <w:t>users.json</w:t>
-      </w:r>
-      <w:proofErr w:type="spellEnd"/>
-      <w:proofErr w:type="gramEnd"/>
-      <w:r>
-        <w:t xml:space="preserve"> </w:t>
+      <w:r>
+        <w:t xml:space="preserve">users.json </w:t>
       </w:r>
       <w:bookmarkEnd w:id="36"/>
       <w:r>
@@ -34022,7 +32668,6 @@
                 <w:sz w:val="19"/>
               </w:rPr>
             </w:pPr>
-            <w:proofErr w:type="spellStart"/>
             <w:r>
               <w:rPr>
                 <w:spacing w:val="-2"/>
@@ -34030,7 +32675,6 @@
               </w:rPr>
               <w:t>user_id</w:t>
             </w:r>
-            <w:proofErr w:type="spellEnd"/>
           </w:p>
         </w:tc>
         <w:tc>
@@ -34351,7 +32995,6 @@
                 <w:sz w:val="19"/>
               </w:rPr>
             </w:pPr>
-            <w:proofErr w:type="spellStart"/>
             <w:r>
               <w:rPr>
                 <w:spacing w:val="-2"/>
@@ -34359,7 +33002,6 @@
               </w:rPr>
               <w:t>borrowed_books</w:t>
             </w:r>
-            <w:proofErr w:type="spellEnd"/>
           </w:p>
         </w:tc>
         <w:tc>
@@ -34507,43 +33149,7 @@
                                 <w:color w:val="000000"/>
                                 <w:sz w:val="18"/>
                               </w:rPr>
-                              <w:t xml:space="preserve">[ </w:t>
-                            </w:r>
-                            <w:proofErr w:type="gramStart"/>
-                            <w:r>
-                              <w:rPr>
-                                <w:rFonts w:ascii="Courier New"/>
-                                <w:color w:val="000000"/>
-                                <w:sz w:val="18"/>
-                              </w:rPr>
-                              <w:t>{ "</w:t>
-                            </w:r>
-                            <w:proofErr w:type="gramEnd"/>
-                            <w:r>
-                              <w:rPr>
-                                <w:rFonts w:ascii="Courier New"/>
-                                <w:color w:val="000000"/>
-                                <w:sz w:val="18"/>
-                              </w:rPr>
-                              <w:t>name": "Alice Johnson", "</w:t>
-                            </w:r>
-                            <w:proofErr w:type="spellStart"/>
-                            <w:r>
-                              <w:rPr>
-                                <w:rFonts w:ascii="Courier New"/>
-                                <w:color w:val="000000"/>
-                                <w:sz w:val="18"/>
-                              </w:rPr>
-                              <w:t>user_id</w:t>
-                            </w:r>
-                            <w:proofErr w:type="spellEnd"/>
-                            <w:r>
-                              <w:rPr>
-                                <w:rFonts w:ascii="Courier New"/>
-                                <w:color w:val="000000"/>
-                                <w:sz w:val="18"/>
-                              </w:rPr>
-                              <w:t>": "U001", "email": "</w:t>
+                              <w:t>[ { "name": "Alice Johnson", "user_id": "U001", "email": "</w:t>
                             </w:r>
                             <w:hyperlink r:id="rId26">
                               <w:r>
@@ -34612,25 +33218,7 @@
                                 <w:color w:val="000000"/>
                                 <w:sz w:val="18"/>
                               </w:rPr>
-                              <w:t>"</w:t>
-                            </w:r>
-                            <w:proofErr w:type="spellStart"/>
-                            <w:r>
-                              <w:rPr>
-                                <w:rFonts w:ascii="Courier New"/>
-                                <w:color w:val="000000"/>
-                                <w:sz w:val="18"/>
-                              </w:rPr>
-                              <w:t>borrowed_books</w:t>
-                            </w:r>
-                            <w:proofErr w:type="spellEnd"/>
-                            <w:r>
-                              <w:rPr>
-                                <w:rFonts w:ascii="Courier New"/>
-                                <w:color w:val="000000"/>
-                                <w:sz w:val="18"/>
-                              </w:rPr>
-                              <w:t>":</w:t>
+                              <w:t>"borrowed_books":</w:t>
                             </w:r>
                           </w:p>
                           <w:p>
@@ -34648,25 +33236,7 @@
                                 <w:color w:val="000000"/>
                                 <w:sz w:val="18"/>
                               </w:rPr>
-                              <w:t>["9780743273565"</w:t>
-                            </w:r>
-                            <w:proofErr w:type="gramStart"/>
-                            <w:r>
-                              <w:rPr>
-                                <w:rFonts w:ascii="Courier New"/>
-                                <w:color w:val="000000"/>
-                                <w:sz w:val="18"/>
-                              </w:rPr>
-                              <w:t>] }</w:t>
-                            </w:r>
-                            <w:proofErr w:type="gramEnd"/>
-                            <w:r>
-                              <w:rPr>
-                                <w:rFonts w:ascii="Courier New"/>
-                                <w:color w:val="000000"/>
-                                <w:sz w:val="18"/>
-                              </w:rPr>
-                              <w:t xml:space="preserve"> </w:t>
+                              <w:t xml:space="preserve">["9780743273565"] } </w:t>
                             </w:r>
                             <w:r>
                               <w:rPr>
@@ -34911,15 +33481,8 @@
         </w:tabs>
       </w:pPr>
       <w:bookmarkStart w:id="37" w:name="_TOC_250006"/>
-      <w:proofErr w:type="spellStart"/>
-      <w:proofErr w:type="gramStart"/>
-      <w:r>
-        <w:t>activity.json</w:t>
-      </w:r>
-      <w:proofErr w:type="spellEnd"/>
-      <w:proofErr w:type="gramEnd"/>
-      <w:r>
-        <w:t xml:space="preserve"> </w:t>
+      <w:r>
+        <w:t xml:space="preserve">activity.json </w:t>
       </w:r>
       <w:bookmarkEnd w:id="37"/>
       <w:r>
@@ -35621,25 +34184,7 @@
                                 <w:color w:val="000000"/>
                                 <w:sz w:val="18"/>
                               </w:rPr>
-                              <w:t xml:space="preserve">[ </w:t>
-                            </w:r>
-                            <w:proofErr w:type="gramStart"/>
-                            <w:r>
-                              <w:rPr>
-                                <w:rFonts w:ascii="Courier New"/>
-                                <w:color w:val="000000"/>
-                                <w:sz w:val="18"/>
-                              </w:rPr>
-                              <w:t>{ "</w:t>
-                            </w:r>
-                            <w:proofErr w:type="gramEnd"/>
-                            <w:r>
-                              <w:rPr>
-                                <w:rFonts w:ascii="Courier New"/>
-                                <w:color w:val="000000"/>
-                                <w:sz w:val="18"/>
-                              </w:rPr>
-                              <w:t xml:space="preserve">type": "borrow", "user": "Alice Johnson", "book": "The Great </w:t>
+                              <w:t xml:space="preserve">[ { "type": "borrow", "user": "Alice Johnson", "book": "The Great </w:t>
                             </w:r>
                             <w:r>
                               <w:rPr>
@@ -35717,16 +34262,7 @@
                                 <w:color w:val="000000"/>
                                 <w:sz w:val="18"/>
                               </w:rPr>
-                              <w:t>2026</w:t>
-                            </w:r>
-                            <w:proofErr w:type="gramStart"/>
-                            <w:r>
-                              <w:rPr>
-                                <w:rFonts w:ascii="Courier New"/>
-                                <w:color w:val="000000"/>
-                                <w:sz w:val="18"/>
-                              </w:rPr>
-                              <w:t>"</w:t>
+                              <w:t>2026"</w:t>
                             </w:r>
                             <w:r>
                               <w:rPr>
@@ -35743,16 +34279,7 @@
                                 <w:color w:val="000000"/>
                                 <w:sz w:val="18"/>
                               </w:rPr>
-                              <w:t>}</w:t>
-                            </w:r>
-                            <w:proofErr w:type="gramEnd"/>
-                            <w:r>
-                              <w:rPr>
-                                <w:rFonts w:ascii="Courier New"/>
-                                <w:color w:val="000000"/>
-                                <w:sz w:val="18"/>
-                              </w:rPr>
-                              <w:t>,</w:t>
+                              <w:t>},</w:t>
                             </w:r>
                             <w:r>
                               <w:rPr>
@@ -35763,7 +34290,6 @@
                               </w:rPr>
                               <w:t xml:space="preserve"> </w:t>
                             </w:r>
-                            <w:proofErr w:type="gramStart"/>
                             <w:r>
                               <w:rPr>
                                 <w:rFonts w:ascii="Courier New"/>
@@ -35787,16 +34313,7 @@
                                 <w:color w:val="000000"/>
                                 <w:sz w:val="18"/>
                               </w:rPr>
-                              <w:t>"</w:t>
-                            </w:r>
-                            <w:proofErr w:type="gramEnd"/>
-                            <w:r>
-                              <w:rPr>
-                                <w:rFonts w:ascii="Courier New"/>
-                                <w:color w:val="000000"/>
-                                <w:sz w:val="18"/>
-                              </w:rPr>
-                              <w:t>type":</w:t>
+                              <w:t>"type":</w:t>
                             </w:r>
                             <w:r>
                               <w:rPr>
@@ -35881,25 +34398,7 @@
                                 <w:color w:val="000000"/>
                                 <w:sz w:val="18"/>
                               </w:rPr>
-                              <w:t>"The Great Gatsby", "date": "07 Apr 2026</w:t>
-                            </w:r>
-                            <w:proofErr w:type="gramStart"/>
-                            <w:r>
-                              <w:rPr>
-                                <w:rFonts w:ascii="Courier New"/>
-                                <w:color w:val="000000"/>
-                                <w:sz w:val="18"/>
-                              </w:rPr>
-                              <w:t>" }</w:t>
-                            </w:r>
-                            <w:proofErr w:type="gramEnd"/>
-                            <w:r>
-                              <w:rPr>
-                                <w:rFonts w:ascii="Courier New"/>
-                                <w:color w:val="000000"/>
-                                <w:sz w:val="18"/>
-                              </w:rPr>
-                              <w:t xml:space="preserve"> ]</w:t>
+                              <w:t>"The Great Gatsby", "date": "07 Apr 2026" } ]</w:t>
                             </w:r>
                           </w:p>
                         </w:txbxContent>
@@ -36584,15 +35083,7 @@
         <w:t xml:space="preserve">Tables: </w:t>
       </w:r>
       <w:r>
-        <w:t xml:space="preserve">Alternating row </w:t>
-      </w:r>
-      <w:proofErr w:type="spellStart"/>
-      <w:r>
-        <w:t>colours</w:t>
-      </w:r>
-      <w:proofErr w:type="spellEnd"/>
-      <w:r>
-        <w:t xml:space="preserve">, header styling, </w:t>
+        <w:t xml:space="preserve">Alternating row colours, header styling, </w:t>
       </w:r>
       <w:r>
         <w:rPr>
@@ -36620,15 +35111,7 @@
         <w:t xml:space="preserve">Forms: </w:t>
       </w:r>
       <w:r>
-        <w:t xml:space="preserve">Input fields, </w:t>
-      </w:r>
-      <w:proofErr w:type="spellStart"/>
-      <w:r>
-        <w:t>textareas</w:t>
-      </w:r>
-      <w:proofErr w:type="spellEnd"/>
-      <w:r>
-        <w:t xml:space="preserve">, dropdowns, labels, and </w:t>
+        <w:t xml:space="preserve">Input fields, textareas, dropdowns, labels, and </w:t>
       </w:r>
       <w:r>
         <w:rPr>
@@ -37298,61 +35781,7 @@
                                 <w:color w:val="000000"/>
                                 <w:sz w:val="18"/>
                               </w:rPr>
-                              <w:t xml:space="preserve">{% extends "base.html" %} {% block title </w:t>
-                            </w:r>
-                            <w:proofErr w:type="gramStart"/>
-                            <w:r>
-                              <w:rPr>
-                                <w:rFonts w:ascii="Courier New" w:hAnsi="Courier New"/>
-                                <w:color w:val="000000"/>
-                                <w:sz w:val="18"/>
-                              </w:rPr>
-                              <w:t>%}Books</w:t>
-                            </w:r>
-                            <w:proofErr w:type="gramEnd"/>
-                            <w:r>
-                              <w:rPr>
-                                <w:rFonts w:ascii="Courier New" w:hAnsi="Courier New"/>
-                                <w:color w:val="000000"/>
-                                <w:sz w:val="18"/>
-                              </w:rPr>
-                              <w:t xml:space="preserve"> — </w:t>
-                            </w:r>
-                            <w:proofErr w:type="gramStart"/>
-                            <w:r>
-                              <w:rPr>
-                                <w:rFonts w:ascii="Courier New" w:hAnsi="Courier New"/>
-                                <w:color w:val="000000"/>
-                                <w:sz w:val="18"/>
-                              </w:rPr>
-                              <w:t>Libris{</w:t>
-                            </w:r>
-                            <w:proofErr w:type="gramEnd"/>
-                            <w:r>
-                              <w:rPr>
-                                <w:rFonts w:ascii="Courier New" w:hAnsi="Courier New"/>
-                                <w:color w:val="000000"/>
-                                <w:sz w:val="18"/>
-                              </w:rPr>
-                              <w:t xml:space="preserve">% </w:t>
-                            </w:r>
-                            <w:proofErr w:type="spellStart"/>
-                            <w:r>
-                              <w:rPr>
-                                <w:rFonts w:ascii="Courier New" w:hAnsi="Courier New"/>
-                                <w:color w:val="000000"/>
-                                <w:sz w:val="18"/>
-                              </w:rPr>
-                              <w:t>endblock</w:t>
-                            </w:r>
-                            <w:proofErr w:type="spellEnd"/>
-                            <w:r>
-                              <w:rPr>
-                                <w:rFonts w:ascii="Courier New" w:hAnsi="Courier New"/>
-                                <w:color w:val="000000"/>
-                                <w:sz w:val="18"/>
-                              </w:rPr>
-                              <w:t xml:space="preserve"> %} </w:t>
+                              <w:t xml:space="preserve">{% extends "base.html" %} {% block title %}Books — Libris{% endblock %} </w:t>
                             </w:r>
                             <w:r>
                               <w:rPr>
@@ -37379,25 +35808,7 @@
                                 <w:color w:val="000000"/>
                                 <w:sz w:val="18"/>
                               </w:rPr>
-                              <w:t xml:space="preserve">block content %} Book Catalogue ... page content ... {% </w:t>
-                            </w:r>
-                            <w:proofErr w:type="spellStart"/>
-                            <w:r>
-                              <w:rPr>
-                                <w:rFonts w:ascii="Courier New"/>
-                                <w:color w:val="000000"/>
-                                <w:sz w:val="18"/>
-                              </w:rPr>
-                              <w:t>endblock</w:t>
-                            </w:r>
-                            <w:proofErr w:type="spellEnd"/>
-                            <w:r>
-                              <w:rPr>
-                                <w:rFonts w:ascii="Courier New"/>
-                                <w:color w:val="000000"/>
-                                <w:sz w:val="18"/>
-                              </w:rPr>
-                              <w:t xml:space="preserve"> </w:t>
+                              <w:t xml:space="preserve">block content %} Book Catalogue ... page content ... {% endblock </w:t>
                             </w:r>
                             <w:r>
                               <w:rPr>
@@ -37809,15 +36220,7 @@
         </w:r>
       </w:hyperlink>
       <w:r>
-        <w:t xml:space="preserve">) as its code quality platform. Trunk manages linters, formatters, and static analysis tools in a single unified configuration stored in </w:t>
-      </w:r>
-      <w:proofErr w:type="gramStart"/>
-      <w:r>
-        <w:t>the .trunk</w:t>
-      </w:r>
-      <w:proofErr w:type="gramEnd"/>
-      <w:r>
-        <w:t xml:space="preserve">/ </w:t>
+        <w:t xml:space="preserve">) as its code quality platform. Trunk manages linters, formatters, and static analysis tools in a single unified configuration stored in the .trunk/ </w:t>
       </w:r>
       <w:r>
         <w:rPr>
@@ -37849,8 +36252,6 @@
           <w:sz w:val="26"/>
         </w:rPr>
       </w:pPr>
-      <w:proofErr w:type="spellStart"/>
-      <w:proofErr w:type="gramStart"/>
       <w:r>
         <w:rPr>
           <w:b/>
@@ -37859,8 +36260,6 @@
         </w:rPr>
         <w:t>trunk.yaml</w:t>
       </w:r>
-      <w:proofErr w:type="spellEnd"/>
-      <w:proofErr w:type="gramEnd"/>
     </w:p>
     <w:p>
       <w:pPr>
@@ -38096,7 +36495,6 @@
               </w:rPr>
               <w:t xml:space="preserve">trunk </w:t>
             </w:r>
-            <w:proofErr w:type="spellStart"/>
             <w:r>
               <w:rPr>
                 <w:spacing w:val="-5"/>
@@ -38104,7 +36502,6 @@
               </w:rPr>
               <w:t>fmt</w:t>
             </w:r>
-            <w:proofErr w:type="spellEnd"/>
           </w:p>
         </w:tc>
         <w:tc>
@@ -38296,26 +36693,14 @@
           <w:sz w:val="26"/>
         </w:rPr>
       </w:pPr>
-      <w:proofErr w:type="gramStart"/>
       <w:r>
         <w:rPr>
           <w:b/>
           <w:spacing w:val="-2"/>
           <w:sz w:val="26"/>
         </w:rPr>
-        <w:t>.trunk/.</w:t>
-      </w:r>
-      <w:proofErr w:type="spellStart"/>
-      <w:r>
-        <w:rPr>
-          <w:b/>
-          <w:spacing w:val="-2"/>
-          <w:sz w:val="26"/>
-        </w:rPr>
-        <w:t>gitignore</w:t>
-      </w:r>
-      <w:proofErr w:type="spellEnd"/>
-      <w:proofErr w:type="gramEnd"/>
+        <w:t>.trunk/.gitignore</w:t>
+      </w:r>
     </w:p>
     <w:p>
       <w:pPr>
@@ -38325,20 +36710,7 @@
         <w:jc w:val="both"/>
       </w:pPr>
       <w:r>
-        <w:t xml:space="preserve">Trunk's </w:t>
-      </w:r>
-      <w:proofErr w:type="gramStart"/>
-      <w:r>
-        <w:t>own .</w:t>
-      </w:r>
-      <w:proofErr w:type="spellStart"/>
-      <w:r>
-        <w:t>gitignore</w:t>
-      </w:r>
-      <w:proofErr w:type="spellEnd"/>
-      <w:proofErr w:type="gramEnd"/>
-      <w:r>
-        <w:t xml:space="preserve"> prevents tool binaries and generated output from being committed. Typically ignores the tools/, out/, and logs/ directories.</w:t>
+        <w:t>Trunk's own .gitignore prevents tool binaries and generated output from being committed. Typically ignores the tools/, out/, and logs/ directories.</w:t>
       </w:r>
     </w:p>
     <w:p>
@@ -38890,14 +37262,12 @@
         <w:t xml:space="preserve">Registering a </w:t>
       </w:r>
       <w:bookmarkEnd w:id="40"/>
-      <w:proofErr w:type="gramStart"/>
       <w:r>
         <w:rPr>
           <w:spacing w:val="-2"/>
         </w:rPr>
         <w:t>Member</w:t>
       </w:r>
-      <w:proofErr w:type="gramEnd"/>
     </w:p>
     <w:p>
       <w:pPr>
@@ -40733,15 +39103,7 @@
         <w:ind w:left="545"/>
       </w:pPr>
       <w:r>
-        <w:t xml:space="preserve">Add a </w:t>
-      </w:r>
-      <w:proofErr w:type="spellStart"/>
-      <w:r>
-        <w:t>due_date</w:t>
-      </w:r>
-      <w:proofErr w:type="spellEnd"/>
-      <w:r>
-        <w:t xml:space="preserve"> field to borrow records and show overdue status on the </w:t>
+        <w:t xml:space="preserve">Add a due_date field to borrow records and show overdue status on the </w:t>
       </w:r>
       <w:r>
         <w:rPr>
@@ -41016,11 +39378,9 @@
         </w:rPr>
         <w:t xml:space="preserve"> </w:t>
       </w:r>
-      <w:proofErr w:type="spellStart"/>
       <w:r>
         <w:t>SQLAlchemy</w:t>
       </w:r>
-      <w:proofErr w:type="spellEnd"/>
       <w:r>
         <w:rPr>
           <w:spacing w:val="25"/>
@@ -41330,23 +39690,7 @@
         <w:ind w:left="545"/>
       </w:pPr>
       <w:r>
-        <w:t xml:space="preserve">Deploy with </w:t>
-      </w:r>
-      <w:proofErr w:type="spellStart"/>
-      <w:r>
-        <w:t>Gunicorn</w:t>
-      </w:r>
-      <w:proofErr w:type="spellEnd"/>
-      <w:r>
-        <w:t xml:space="preserve"> + Nginx or </w:t>
-      </w:r>
-      <w:proofErr w:type="spellStart"/>
-      <w:r>
-        <w:t>containerise</w:t>
-      </w:r>
-      <w:proofErr w:type="spellEnd"/>
-      <w:r>
-        <w:t xml:space="preserve"> with </w:t>
+        <w:t xml:space="preserve">Deploy with Gunicorn + Nginx or containerise with </w:t>
       </w:r>
       <w:r>
         <w:rPr>
@@ -42010,16 +40354,8 @@
               <w:rPr>
                 <w:sz w:val="19"/>
               </w:rPr>
-              <w:t>(.</w:t>
-            </w:r>
-            <w:proofErr w:type="spellStart"/>
-            <w:r>
-              <w:rPr>
-                <w:sz w:val="19"/>
-              </w:rPr>
-              <w:t>pyc</w:t>
-            </w:r>
-            <w:proofErr w:type="spellEnd"/>
+              <w:t>(.pyc</w:t>
+            </w:r>
             <w:r>
               <w:rPr>
                 <w:spacing w:val="-2"/>
@@ -42040,7 +40376,6 @@
               </w:rPr>
               <w:t xml:space="preserve"> </w:t>
             </w:r>
-            <w:proofErr w:type="gramStart"/>
             <w:r>
               <w:rPr>
                 <w:sz w:val="19"/>
@@ -42063,15 +40398,12 @@
               </w:rPr>
               <w:t xml:space="preserve"> </w:t>
             </w:r>
-            <w:proofErr w:type="spellStart"/>
             <w:r>
               <w:rPr>
                 <w:sz w:val="19"/>
               </w:rPr>
               <w:t>pycache</w:t>
             </w:r>
-            <w:proofErr w:type="spellEnd"/>
-            <w:proofErr w:type="gramEnd"/>
             <w:r>
               <w:rPr>
                 <w:spacing w:val="80"/>
@@ -43784,21 +42116,7 @@
               <w:rPr>
                 <w:sz w:val="19"/>
               </w:rPr>
-              <w:t>A URL pattern mapped to a Python function in Flask via the @</w:t>
-            </w:r>
-            <w:proofErr w:type="gramStart"/>
-            <w:r>
-              <w:rPr>
-                <w:sz w:val="19"/>
-              </w:rPr>
-              <w:t>app.route</w:t>
-            </w:r>
-            <w:proofErr w:type="gramEnd"/>
-            <w:r>
-              <w:rPr>
-                <w:sz w:val="19"/>
-              </w:rPr>
-              <w:t xml:space="preserve">() </w:t>
+              <w:t xml:space="preserve">A URL pattern mapped to a Python function in Flask via the @app.route() </w:t>
             </w:r>
             <w:r>
               <w:rPr>
